--- a/00-01_han-ai/docs/業務資料/00_共通_インデックス.docx
+++ b/00-01_han-ai/docs/業務資料/00_共通_インデックス.docx
@@ -1717,7 +1717,7 @@
           <w:color w:val="5B6472"/>
           <w:sz w:val="20"/>
         </w:rPr>
-        <w:t xml:space="preserve">xlsx は Google スプレッドシートへアップロードで変換可。各ファイルに「使い方」シートと記入例を同梱。 md の文書系（提案書テンプレート×3・記法ガイド・本索引）は、同名の </w:t>
+        <w:t xml:space="preserve">xlsx は Google スプレッドシートへアップロードで変換可。各ファイルに「使い方」シートと記入例を同梱。 md の文書系は、同名の </w:t>
       </w:r>
       <w:r>
         <w:rPr>
@@ -1824,7 +1824,1011 @@
           <w:color w:val="2F6F5E"/>
           <w:sz w:val="28"/>
         </w:rPr>
-        <w:t>第2バッチ以降：未整備（作成予定）</w:t>
+        <w:t>第2バッチ：作成済み（04_DX設計 完成 ＋ 共通2点）</w:t>
+      </w:r>
+    </w:p>
+    <w:tbl>
+      <w:tblPr>
+        <w:tblStyle w:val="TableGrid"/>
+        <w:tblW w:type="auto" w:w="0"/>
+        <w:tblLayout w:type="autofit"/>
+        <w:tblLook w:firstColumn="1" w:firstRow="1" w:lastColumn="0" w:lastRow="0" w:noHBand="0" w:noVBand="1" w:val="04A0"/>
+      </w:tblPr>
+      <w:tblGrid>
+        <w:gridCol w:w="2160"/>
+        <w:gridCol w:w="2160"/>
+        <w:gridCol w:w="2160"/>
+        <w:gridCol w:w="2160"/>
+      </w:tblGrid>
+      <w:tr>
+        <w:tc>
+          <w:tcPr>
+            <w:tcW w:type="dxa" w:w="2160"/>
+            <w:shd w:val="clear" w:fill="E4EFEA"/>
+          </w:tcPr>
+          <w:p>
+            <w:r>
+              <w:rPr>
+                <w:b/>
+              </w:rPr>
+            </w:r>
+            <w:r>
+              <w:rPr>
+                <w:rFonts w:ascii="Yu Gothic" w:hAnsi="Yu Gothic" w:eastAsia="Yu Gothic" w:cs="Yu Gothic"/>
+                <w:b/>
+                <w:i w:val="0"/>
+                <w:color w:val="1A2233"/>
+                <w:sz w:val="19"/>
+              </w:rPr>
+              <w:t>ファイル</w:t>
+            </w:r>
+          </w:p>
+        </w:tc>
+        <w:tc>
+          <w:tcPr>
+            <w:tcW w:type="dxa" w:w="2160"/>
+            <w:shd w:val="clear" w:fill="E4EFEA"/>
+          </w:tcPr>
+          <w:p>
+            <w:r>
+              <w:rPr>
+                <w:b/>
+              </w:rPr>
+            </w:r>
+            <w:r>
+              <w:rPr>
+                <w:rFonts w:ascii="Yu Gothic" w:hAnsi="Yu Gothic" w:eastAsia="Yu Gothic" w:cs="Yu Gothic"/>
+                <w:b/>
+                <w:i w:val="0"/>
+                <w:color w:val="1A2233"/>
+                <w:sz w:val="19"/>
+              </w:rPr>
+              <w:t>層</w:t>
+            </w:r>
+          </w:p>
+        </w:tc>
+        <w:tc>
+          <w:tcPr>
+            <w:tcW w:type="dxa" w:w="2160"/>
+            <w:shd w:val="clear" w:fill="E4EFEA"/>
+          </w:tcPr>
+          <w:p>
+            <w:r>
+              <w:rPr>
+                <w:b/>
+              </w:rPr>
+            </w:r>
+            <w:r>
+              <w:rPr>
+                <w:rFonts w:ascii="Yu Gothic" w:hAnsi="Yu Gothic" w:eastAsia="Yu Gothic" w:cs="Yu Gothic"/>
+                <w:b/>
+                <w:i w:val="0"/>
+                <w:color w:val="1A2233"/>
+                <w:sz w:val="19"/>
+              </w:rPr>
+              <w:t>形式</w:t>
+            </w:r>
+          </w:p>
+        </w:tc>
+        <w:tc>
+          <w:tcPr>
+            <w:tcW w:type="dxa" w:w="2160"/>
+            <w:shd w:val="clear" w:fill="E4EFEA"/>
+          </w:tcPr>
+          <w:p>
+            <w:r>
+              <w:rPr>
+                <w:b/>
+              </w:rPr>
+            </w:r>
+            <w:r>
+              <w:rPr>
+                <w:rFonts w:ascii="Yu Gothic" w:hAnsi="Yu Gothic" w:eastAsia="Yu Gothic" w:cs="Yu Gothic"/>
+                <w:b/>
+                <w:i w:val="0"/>
+                <w:color w:val="1A2233"/>
+                <w:sz w:val="19"/>
+              </w:rPr>
+              <w:t>中身</w:t>
+            </w:r>
+          </w:p>
+        </w:tc>
+      </w:tr>
+      <w:tr>
+        <w:tc>
+          <w:tcPr>
+            <w:tcW w:type="dxa" w:w="2160"/>
+          </w:tcPr>
+          <w:p>
+            <w:r/>
+            <w:r>
+              <w:rPr>
+                <w:rFonts w:ascii="Consolas" w:hAnsi="Consolas" w:eastAsia="Consolas" w:cs="Consolas"/>
+                <w:b w:val="0"/>
+                <w:i w:val="0"/>
+                <w:color w:val="1A2233"/>
+                <w:sz w:val="19"/>
+              </w:rPr>
+              <w:t>経営ビジョン整理シート.xlsx</w:t>
+            </w:r>
+          </w:p>
+        </w:tc>
+        <w:tc>
+          <w:tcPr>
+            <w:tcW w:type="dxa" w:w="2160"/>
+          </w:tcPr>
+          <w:p>
+            <w:r/>
+            <w:r>
+              <w:rPr>
+                <w:rFonts w:ascii="Yu Gothic" w:hAnsi="Yu Gothic" w:eastAsia="Yu Gothic" w:cs="Yu Gothic"/>
+                <w:b w:val="0"/>
+                <w:i w:val="0"/>
+                <w:color w:val="1A2233"/>
+                <w:sz w:val="19"/>
+              </w:rPr>
+              <w:t>04</w:t>
+            </w:r>
+          </w:p>
+        </w:tc>
+        <w:tc>
+          <w:tcPr>
+            <w:tcW w:type="dxa" w:w="2160"/>
+          </w:tcPr>
+          <w:p>
+            <w:r/>
+            <w:r>
+              <w:rPr>
+                <w:rFonts w:ascii="Yu Gothic" w:hAnsi="Yu Gothic" w:eastAsia="Yu Gothic" w:cs="Yu Gothic"/>
+                <w:b w:val="0"/>
+                <w:i w:val="0"/>
+                <w:color w:val="1A2233"/>
+                <w:sz w:val="19"/>
+              </w:rPr>
+              <w:t>xlsx</w:t>
+            </w:r>
+          </w:p>
+        </w:tc>
+        <w:tc>
+          <w:tcPr>
+            <w:tcW w:type="dxa" w:w="2160"/>
+          </w:tcPr>
+          <w:p>
+            <w:r/>
+            <w:r>
+              <w:rPr>
+                <w:rFonts w:ascii="Yu Gothic" w:hAnsi="Yu Gothic" w:eastAsia="Yu Gothic" w:cs="Yu Gothic"/>
+                <w:b w:val="0"/>
+                <w:i w:val="0"/>
+                <w:color w:val="1A2233"/>
+                <w:sz w:val="19"/>
+              </w:rPr>
+              <w:t>3〜5年後のありたい姿を問いごとに整理→1枚サマリの穴埋め</w:t>
+            </w:r>
+          </w:p>
+        </w:tc>
+      </w:tr>
+      <w:tr>
+        <w:tc>
+          <w:tcPr>
+            <w:tcW w:type="dxa" w:w="2160"/>
+          </w:tcPr>
+          <w:p>
+            <w:r/>
+            <w:r>
+              <w:rPr>
+                <w:rFonts w:ascii="Consolas" w:hAnsi="Consolas" w:eastAsia="Consolas" w:cs="Consolas"/>
+                <w:b w:val="0"/>
+                <w:i w:val="0"/>
+                <w:color w:val="1A2233"/>
+                <w:sz w:val="19"/>
+              </w:rPr>
+              <w:t>データ資産棚卸しシート.xlsx</w:t>
+            </w:r>
+          </w:p>
+        </w:tc>
+        <w:tc>
+          <w:tcPr>
+            <w:tcW w:type="dxa" w:w="2160"/>
+          </w:tcPr>
+          <w:p>
+            <w:r/>
+            <w:r>
+              <w:rPr>
+                <w:rFonts w:ascii="Yu Gothic" w:hAnsi="Yu Gothic" w:eastAsia="Yu Gothic" w:cs="Yu Gothic"/>
+                <w:b w:val="0"/>
+                <w:i w:val="0"/>
+                <w:color w:val="1A2233"/>
+                <w:sz w:val="19"/>
+              </w:rPr>
+              <w:t>04</w:t>
+            </w:r>
+          </w:p>
+        </w:tc>
+        <w:tc>
+          <w:tcPr>
+            <w:tcW w:type="dxa" w:w="2160"/>
+          </w:tcPr>
+          <w:p>
+            <w:r/>
+            <w:r>
+              <w:rPr>
+                <w:rFonts w:ascii="Yu Gothic" w:hAnsi="Yu Gothic" w:eastAsia="Yu Gothic" w:cs="Yu Gothic"/>
+                <w:b w:val="0"/>
+                <w:i w:val="0"/>
+                <w:color w:val="1A2233"/>
+                <w:sz w:val="19"/>
+              </w:rPr>
+              <w:t>xlsx</w:t>
+            </w:r>
+          </w:p>
+        </w:tc>
+        <w:tc>
+          <w:tcPr>
+            <w:tcW w:type="dxa" w:w="2160"/>
+          </w:tcPr>
+          <w:p>
+            <w:r/>
+            <w:r>
+              <w:rPr>
+                <w:rFonts w:ascii="Yu Gothic" w:hAnsi="Yu Gothic" w:eastAsia="Yu Gothic" w:cs="Yu Gothic"/>
+                <w:b w:val="0"/>
+                <w:i w:val="0"/>
+                <w:color w:val="1A2233"/>
+                <w:sz w:val="19"/>
+              </w:rPr>
+              <w:t>データ種類×所在×形式×遡れる期間×品質×活用状況</w:t>
+            </w:r>
+          </w:p>
+        </w:tc>
+      </w:tr>
+      <w:tr>
+        <w:tc>
+          <w:tcPr>
+            <w:tcW w:type="dxa" w:w="2160"/>
+          </w:tcPr>
+          <w:p>
+            <w:r/>
+            <w:r>
+              <w:rPr>
+                <w:rFonts w:ascii="Consolas" w:hAnsi="Consolas" w:eastAsia="Consolas" w:cs="Consolas"/>
+                <w:b w:val="0"/>
+                <w:i w:val="0"/>
+                <w:color w:val="1A2233"/>
+                <w:sz w:val="19"/>
+              </w:rPr>
+              <w:t>変革テーマ選定シート.xlsx</w:t>
+            </w:r>
+          </w:p>
+        </w:tc>
+        <w:tc>
+          <w:tcPr>
+            <w:tcW w:type="dxa" w:w="2160"/>
+          </w:tcPr>
+          <w:p>
+            <w:r/>
+            <w:r>
+              <w:rPr>
+                <w:rFonts w:ascii="Yu Gothic" w:hAnsi="Yu Gothic" w:eastAsia="Yu Gothic" w:cs="Yu Gothic"/>
+                <w:b w:val="0"/>
+                <w:i w:val="0"/>
+                <w:color w:val="1A2233"/>
+                <w:sz w:val="19"/>
+              </w:rPr>
+              <w:t>04</w:t>
+            </w:r>
+          </w:p>
+        </w:tc>
+        <w:tc>
+          <w:tcPr>
+            <w:tcW w:type="dxa" w:w="2160"/>
+          </w:tcPr>
+          <w:p>
+            <w:r/>
+            <w:r>
+              <w:rPr>
+                <w:rFonts w:ascii="Yu Gothic" w:hAnsi="Yu Gothic" w:eastAsia="Yu Gothic" w:cs="Yu Gothic"/>
+                <w:b w:val="0"/>
+                <w:i w:val="0"/>
+                <w:color w:val="1A2233"/>
+                <w:sz w:val="19"/>
+              </w:rPr>
+              <w:t>xlsx</w:t>
+            </w:r>
+          </w:p>
+        </w:tc>
+        <w:tc>
+          <w:tcPr>
+            <w:tcW w:type="dxa" w:w="2160"/>
+          </w:tcPr>
+          <w:p>
+            <w:r/>
+            <w:r>
+              <w:rPr>
+                <w:rFonts w:ascii="Yu Gothic" w:hAnsi="Yu Gothic" w:eastAsia="Yu Gothic" w:cs="Yu Gothic"/>
+                <w:b w:val="0"/>
+                <w:i w:val="0"/>
+                <w:color w:val="1A2233"/>
+                <w:sz w:val="19"/>
+              </w:rPr>
+              <w:t>テーマ候補→経営課題・必要データ・製品面/工程面・インパクト・やる/保留/やらない</w:t>
+            </w:r>
+          </w:p>
+        </w:tc>
+      </w:tr>
+      <w:tr>
+        <w:tc>
+          <w:tcPr>
+            <w:tcW w:type="dxa" w:w="2160"/>
+          </w:tcPr>
+          <w:p>
+            <w:r/>
+            <w:r>
+              <w:rPr>
+                <w:rFonts w:ascii="Consolas" w:hAnsi="Consolas" w:eastAsia="Consolas" w:cs="Consolas"/>
+                <w:b w:val="0"/>
+                <w:i w:val="0"/>
+                <w:color w:val="1A2233"/>
+                <w:sz w:val="19"/>
+              </w:rPr>
+              <w:t>人材5役割アサイン表.xlsx</w:t>
+            </w:r>
+          </w:p>
+        </w:tc>
+        <w:tc>
+          <w:tcPr>
+            <w:tcW w:type="dxa" w:w="2160"/>
+          </w:tcPr>
+          <w:p>
+            <w:r/>
+            <w:r>
+              <w:rPr>
+                <w:rFonts w:ascii="Yu Gothic" w:hAnsi="Yu Gothic" w:eastAsia="Yu Gothic" w:cs="Yu Gothic"/>
+                <w:b w:val="0"/>
+                <w:i w:val="0"/>
+                <w:color w:val="1A2233"/>
+                <w:sz w:val="19"/>
+              </w:rPr>
+              <w:t>04</w:t>
+            </w:r>
+          </w:p>
+        </w:tc>
+        <w:tc>
+          <w:tcPr>
+            <w:tcW w:type="dxa" w:w="2160"/>
+          </w:tcPr>
+          <w:p>
+            <w:r/>
+            <w:r>
+              <w:rPr>
+                <w:rFonts w:ascii="Yu Gothic" w:hAnsi="Yu Gothic" w:eastAsia="Yu Gothic" w:cs="Yu Gothic"/>
+                <w:b w:val="0"/>
+                <w:i w:val="0"/>
+                <w:color w:val="1A2233"/>
+                <w:sz w:val="19"/>
+              </w:rPr>
+              <w:t>xlsx</w:t>
+            </w:r>
+          </w:p>
+        </w:tc>
+        <w:tc>
+          <w:tcPr>
+            <w:tcW w:type="dxa" w:w="2160"/>
+          </w:tcPr>
+          <w:p>
+            <w:r/>
+            <w:r>
+              <w:rPr>
+                <w:rFonts w:ascii="Yu Gothic" w:hAnsi="Yu Gothic" w:eastAsia="Yu Gothic" w:cs="Yu Gothic"/>
+                <w:b w:val="0"/>
+                <w:i w:val="0"/>
+                <w:color w:val="1A2233"/>
+                <w:sz w:val="19"/>
+              </w:rPr>
+              <w:t>5役割×社内主担当×外部補完×不足×補完アクション</w:t>
+            </w:r>
+          </w:p>
+        </w:tc>
+      </w:tr>
+      <w:tr>
+        <w:tc>
+          <w:tcPr>
+            <w:tcW w:type="dxa" w:w="2160"/>
+          </w:tcPr>
+          <w:p>
+            <w:r/>
+            <w:r>
+              <w:rPr>
+                <w:rFonts w:ascii="Consolas" w:hAnsi="Consolas" w:eastAsia="Consolas" w:cs="Consolas"/>
+                <w:b w:val="0"/>
+                <w:i w:val="0"/>
+                <w:color w:val="1A2233"/>
+                <w:sz w:val="19"/>
+              </w:rPr>
+              <w:t>DXロードマップ雛形.xlsx</w:t>
+            </w:r>
+          </w:p>
+        </w:tc>
+        <w:tc>
+          <w:tcPr>
+            <w:tcW w:type="dxa" w:w="2160"/>
+          </w:tcPr>
+          <w:p>
+            <w:r/>
+            <w:r>
+              <w:rPr>
+                <w:rFonts w:ascii="Yu Gothic" w:hAnsi="Yu Gothic" w:eastAsia="Yu Gothic" w:cs="Yu Gothic"/>
+                <w:b w:val="0"/>
+                <w:i w:val="0"/>
+                <w:color w:val="1A2233"/>
+                <w:sz w:val="19"/>
+              </w:rPr>
+              <w:t>04</w:t>
+            </w:r>
+          </w:p>
+        </w:tc>
+        <w:tc>
+          <w:tcPr>
+            <w:tcW w:type="dxa" w:w="2160"/>
+          </w:tcPr>
+          <w:p>
+            <w:r/>
+            <w:r>
+              <w:rPr>
+                <w:rFonts w:ascii="Yu Gothic" w:hAnsi="Yu Gothic" w:eastAsia="Yu Gothic" w:cs="Yu Gothic"/>
+                <w:b w:val="0"/>
+                <w:i w:val="0"/>
+                <w:color w:val="1A2233"/>
+                <w:sz w:val="19"/>
+              </w:rPr>
+              <w:t>xlsx</w:t>
+            </w:r>
+          </w:p>
+        </w:tc>
+        <w:tc>
+          <w:tcPr>
+            <w:tcW w:type="dxa" w:w="2160"/>
+          </w:tcPr>
+          <w:p>
+            <w:r/>
+            <w:r>
+              <w:rPr>
+                <w:rFonts w:ascii="Yu Gothic" w:hAnsi="Yu Gothic" w:eastAsia="Yu Gothic" w:cs="Yu Gothic"/>
+                <w:b w:val="0"/>
+                <w:i w:val="0"/>
+                <w:color w:val="1A2233"/>
+                <w:sz w:val="19"/>
+              </w:rPr>
+              <w:t>年度/期×取り組み×投資×KPI＋マイルストーン（判断ポイント）</w:t>
+            </w:r>
+          </w:p>
+        </w:tc>
+      </w:tr>
+      <w:tr>
+        <w:tc>
+          <w:tcPr>
+            <w:tcW w:type="dxa" w:w="2160"/>
+          </w:tcPr>
+          <w:p>
+            <w:r/>
+            <w:r>
+              <w:rPr>
+                <w:rFonts w:ascii="Consolas" w:hAnsi="Consolas" w:eastAsia="Consolas" w:cs="Consolas"/>
+                <w:b w:val="0"/>
+                <w:i w:val="0"/>
+                <w:color w:val="1A2233"/>
+                <w:sz w:val="19"/>
+              </w:rPr>
+              <w:t>AI技術_使いどころ早見表とRAG導入前チェック.xlsx</w:t>
+            </w:r>
+          </w:p>
+        </w:tc>
+        <w:tc>
+          <w:tcPr>
+            <w:tcW w:type="dxa" w:w="2160"/>
+          </w:tcPr>
+          <w:p>
+            <w:r/>
+            <w:r>
+              <w:rPr>
+                <w:rFonts w:ascii="Yu Gothic" w:hAnsi="Yu Gothic" w:eastAsia="Yu Gothic" w:cs="Yu Gothic"/>
+                <w:b w:val="0"/>
+                <w:i w:val="0"/>
+                <w:color w:val="1A2233"/>
+                <w:sz w:val="19"/>
+              </w:rPr>
+              <w:t>04</w:t>
+            </w:r>
+          </w:p>
+        </w:tc>
+        <w:tc>
+          <w:tcPr>
+            <w:tcW w:type="dxa" w:w="2160"/>
+          </w:tcPr>
+          <w:p>
+            <w:r/>
+            <w:r>
+              <w:rPr>
+                <w:rFonts w:ascii="Yu Gothic" w:hAnsi="Yu Gothic" w:eastAsia="Yu Gothic" w:cs="Yu Gothic"/>
+                <w:b w:val="0"/>
+                <w:i w:val="0"/>
+                <w:color w:val="1A2233"/>
+                <w:sz w:val="19"/>
+              </w:rPr>
+              <w:t>xlsx</w:t>
+            </w:r>
+          </w:p>
+        </w:tc>
+        <w:tc>
+          <w:tcPr>
+            <w:tcW w:type="dxa" w:w="2160"/>
+          </w:tcPr>
+          <w:p>
+            <w:r/>
+            <w:r>
+              <w:rPr>
+                <w:rFonts w:ascii="Yu Gothic" w:hAnsi="Yu Gothic" w:eastAsia="Yu Gothic" w:cs="Yu Gothic"/>
+                <w:b w:val="0"/>
+                <w:i w:val="0"/>
+                <w:color w:val="1A2233"/>
+                <w:sz w:val="19"/>
+              </w:rPr>
+              <w:t>技術別の向く業務例・注意点／RAG導入前チェック（×が1つでも→情報整理を先に）</w:t>
+            </w:r>
+          </w:p>
+        </w:tc>
+      </w:tr>
+      <w:tr>
+        <w:tc>
+          <w:tcPr>
+            <w:tcW w:type="dxa" w:w="2160"/>
+          </w:tcPr>
+          <w:p>
+            <w:r/>
+            <w:r>
+              <w:rPr>
+                <w:rFonts w:ascii="Consolas" w:hAnsi="Consolas" w:eastAsia="Consolas" w:cs="Consolas"/>
+                <w:b w:val="0"/>
+                <w:i w:val="0"/>
+                <w:color w:val="1A2233"/>
+                <w:sz w:val="19"/>
+              </w:rPr>
+              <w:t>PoC計画書.md</w:t>
+            </w:r>
+            <w:r>
+              <w:rPr>
+                <w:rFonts w:ascii="Yu Gothic" w:hAnsi="Yu Gothic" w:eastAsia="Yu Gothic" w:cs="Yu Gothic"/>
+                <w:b w:val="0"/>
+                <w:i w:val="0"/>
+                <w:color w:val="1A2233"/>
+                <w:sz w:val="19"/>
+              </w:rPr>
+              <w:t>(+.docx)</w:t>
+            </w:r>
+          </w:p>
+        </w:tc>
+        <w:tc>
+          <w:tcPr>
+            <w:tcW w:type="dxa" w:w="2160"/>
+          </w:tcPr>
+          <w:p>
+            <w:r/>
+            <w:r>
+              <w:rPr>
+                <w:rFonts w:ascii="Yu Gothic" w:hAnsi="Yu Gothic" w:eastAsia="Yu Gothic" w:cs="Yu Gothic"/>
+                <w:b w:val="0"/>
+                <w:i w:val="0"/>
+                <w:color w:val="1A2233"/>
+                <w:sz w:val="19"/>
+              </w:rPr>
+              <w:t>04</w:t>
+            </w:r>
+          </w:p>
+        </w:tc>
+        <w:tc>
+          <w:tcPr>
+            <w:tcW w:type="dxa" w:w="2160"/>
+          </w:tcPr>
+          <w:p>
+            <w:r/>
+            <w:r>
+              <w:rPr>
+                <w:rFonts w:ascii="Yu Gothic" w:hAnsi="Yu Gothic" w:eastAsia="Yu Gothic" w:cs="Yu Gothic"/>
+                <w:b w:val="0"/>
+                <w:i w:val="0"/>
+                <w:color w:val="1A2233"/>
+                <w:sz w:val="19"/>
+              </w:rPr>
+              <w:t>md</w:t>
+            </w:r>
+          </w:p>
+        </w:tc>
+        <w:tc>
+          <w:tcPr>
+            <w:tcW w:type="dxa" w:w="2160"/>
+          </w:tcPr>
+          <w:p>
+            <w:r/>
+            <w:r>
+              <w:rPr>
+                <w:rFonts w:ascii="Yu Gothic" w:hAnsi="Yu Gothic" w:eastAsia="Yu Gothic" w:cs="Yu Gothic"/>
+                <w:b w:val="0"/>
+                <w:i w:val="0"/>
+                <w:color w:val="1A2233"/>
+                <w:sz w:val="19"/>
+              </w:rPr>
+              <w:t>仮説・対象範囲・判断基準・撤退基準・うまくいったら次にやること</w:t>
+            </w:r>
+          </w:p>
+        </w:tc>
+      </w:tr>
+      <w:tr>
+        <w:tc>
+          <w:tcPr>
+            <w:tcW w:type="dxa" w:w="2160"/>
+          </w:tcPr>
+          <w:p>
+            <w:r/>
+            <w:r>
+              <w:rPr>
+                <w:rFonts w:ascii="Consolas" w:hAnsi="Consolas" w:eastAsia="Consolas" w:cs="Consolas"/>
+                <w:b w:val="0"/>
+                <w:i w:val="0"/>
+                <w:color w:val="1A2233"/>
+                <w:sz w:val="19"/>
+              </w:rPr>
+              <w:t>PoC結果レポート.md</w:t>
+            </w:r>
+            <w:r>
+              <w:rPr>
+                <w:rFonts w:ascii="Yu Gothic" w:hAnsi="Yu Gothic" w:eastAsia="Yu Gothic" w:cs="Yu Gothic"/>
+                <w:b w:val="0"/>
+                <w:i w:val="0"/>
+                <w:color w:val="1A2233"/>
+                <w:sz w:val="19"/>
+              </w:rPr>
+              <w:t>(+.docx)</w:t>
+            </w:r>
+          </w:p>
+        </w:tc>
+        <w:tc>
+          <w:tcPr>
+            <w:tcW w:type="dxa" w:w="2160"/>
+          </w:tcPr>
+          <w:p>
+            <w:r/>
+            <w:r>
+              <w:rPr>
+                <w:rFonts w:ascii="Yu Gothic" w:hAnsi="Yu Gothic" w:eastAsia="Yu Gothic" w:cs="Yu Gothic"/>
+                <w:b w:val="0"/>
+                <w:i w:val="0"/>
+                <w:color w:val="1A2233"/>
+                <w:sz w:val="19"/>
+              </w:rPr>
+              <w:t>04</w:t>
+            </w:r>
+          </w:p>
+        </w:tc>
+        <w:tc>
+          <w:tcPr>
+            <w:tcW w:type="dxa" w:w="2160"/>
+          </w:tcPr>
+          <w:p>
+            <w:r/>
+            <w:r>
+              <w:rPr>
+                <w:rFonts w:ascii="Yu Gothic" w:hAnsi="Yu Gothic" w:eastAsia="Yu Gothic" w:cs="Yu Gothic"/>
+                <w:b w:val="0"/>
+                <w:i w:val="0"/>
+                <w:color w:val="1A2233"/>
+                <w:sz w:val="19"/>
+              </w:rPr>
+              <w:t>md</w:t>
+            </w:r>
+          </w:p>
+        </w:tc>
+        <w:tc>
+          <w:tcPr>
+            <w:tcW w:type="dxa" w:w="2160"/>
+          </w:tcPr>
+          <w:p>
+            <w:r/>
+            <w:r>
+              <w:rPr>
+                <w:rFonts w:ascii="Yu Gothic" w:hAnsi="Yu Gothic" w:eastAsia="Yu Gothic" w:cs="Yu Gothic"/>
+                <w:b w:val="0"/>
+                <w:i w:val="0"/>
+                <w:color w:val="1A2233"/>
+                <w:sz w:val="19"/>
+              </w:rPr>
+              <w:t>数値結果（目標対比）・所見・4択の判断・次アクション・学び</w:t>
+            </w:r>
+          </w:p>
+        </w:tc>
+      </w:tr>
+      <w:tr>
+        <w:tc>
+          <w:tcPr>
+            <w:tcW w:type="dxa" w:w="2160"/>
+          </w:tcPr>
+          <w:p>
+            <w:r/>
+            <w:r>
+              <w:rPr>
+                <w:rFonts w:ascii="Consolas" w:hAnsi="Consolas" w:eastAsia="Consolas" w:cs="Consolas"/>
+                <w:b w:val="0"/>
+                <w:i w:val="0"/>
+                <w:color w:val="1A2233"/>
+                <w:sz w:val="19"/>
+              </w:rPr>
+              <w:t>推進体制図_雛形.md</w:t>
+            </w:r>
+            <w:r>
+              <w:rPr>
+                <w:rFonts w:ascii="Yu Gothic" w:hAnsi="Yu Gothic" w:eastAsia="Yu Gothic" w:cs="Yu Gothic"/>
+                <w:b w:val="0"/>
+                <w:i w:val="0"/>
+                <w:color w:val="1A2233"/>
+                <w:sz w:val="19"/>
+              </w:rPr>
+              <w:t>(+.docx)</w:t>
+            </w:r>
+          </w:p>
+        </w:tc>
+        <w:tc>
+          <w:tcPr>
+            <w:tcW w:type="dxa" w:w="2160"/>
+          </w:tcPr>
+          <w:p>
+            <w:r/>
+            <w:r>
+              <w:rPr>
+                <w:rFonts w:ascii="Yu Gothic" w:hAnsi="Yu Gothic" w:eastAsia="Yu Gothic" w:cs="Yu Gothic"/>
+                <w:b w:val="0"/>
+                <w:i w:val="0"/>
+                <w:color w:val="1A2233"/>
+                <w:sz w:val="19"/>
+              </w:rPr>
+              <w:t>04</w:t>
+            </w:r>
+          </w:p>
+        </w:tc>
+        <w:tc>
+          <w:tcPr>
+            <w:tcW w:type="dxa" w:w="2160"/>
+          </w:tcPr>
+          <w:p>
+            <w:r/>
+            <w:r>
+              <w:rPr>
+                <w:rFonts w:ascii="Yu Gothic" w:hAnsi="Yu Gothic" w:eastAsia="Yu Gothic" w:cs="Yu Gothic"/>
+                <w:b w:val="0"/>
+                <w:i w:val="0"/>
+                <w:color w:val="1A2233"/>
+                <w:sz w:val="19"/>
+              </w:rPr>
+              <w:t>md</w:t>
+            </w:r>
+          </w:p>
+        </w:tc>
+        <w:tc>
+          <w:tcPr>
+            <w:tcW w:type="dxa" w:w="2160"/>
+          </w:tcPr>
+          <w:p>
+            <w:r/>
+            <w:r>
+              <w:rPr>
+                <w:rFonts w:ascii="Yu Gothic" w:hAnsi="Yu Gothic" w:eastAsia="Yu Gothic" w:cs="Yu Gothic"/>
+                <w:b w:val="0"/>
+                <w:i w:val="0"/>
+                <w:color w:val="1A2233"/>
+                <w:sz w:val="19"/>
+              </w:rPr>
+              <w:t>体制図（テキスト）・役割と担当・会議体・エスカレーション経路・外部支援の範囲</w:t>
+            </w:r>
+          </w:p>
+        </w:tc>
+      </w:tr>
+      <w:tr>
+        <w:tc>
+          <w:tcPr>
+            <w:tcW w:type="dxa" w:w="2160"/>
+          </w:tcPr>
+          <w:p>
+            <w:r/>
+            <w:r>
+              <w:rPr>
+                <w:rFonts w:ascii="Consolas" w:hAnsi="Consolas" w:eastAsia="Consolas" w:cs="Consolas"/>
+                <w:b w:val="0"/>
+                <w:i w:val="0"/>
+                <w:color w:val="1A2233"/>
+                <w:sz w:val="19"/>
+              </w:rPr>
+              <w:t>配布用_用語集.md</w:t>
+            </w:r>
+            <w:r>
+              <w:rPr>
+                <w:rFonts w:ascii="Yu Gothic" w:hAnsi="Yu Gothic" w:eastAsia="Yu Gothic" w:cs="Yu Gothic"/>
+                <w:b w:val="0"/>
+                <w:i w:val="0"/>
+                <w:color w:val="1A2233"/>
+                <w:sz w:val="19"/>
+              </w:rPr>
+              <w:t>(+.docx)</w:t>
+            </w:r>
+          </w:p>
+        </w:tc>
+        <w:tc>
+          <w:tcPr>
+            <w:tcW w:type="dxa" w:w="2160"/>
+          </w:tcPr>
+          <w:p>
+            <w:r/>
+            <w:r>
+              <w:rPr>
+                <w:rFonts w:ascii="Yu Gothic" w:hAnsi="Yu Gothic" w:eastAsia="Yu Gothic" w:cs="Yu Gothic"/>
+                <w:b w:val="0"/>
+                <w:i w:val="0"/>
+                <w:color w:val="1A2233"/>
+                <w:sz w:val="19"/>
+              </w:rPr>
+              <w:t>05</w:t>
+            </w:r>
+          </w:p>
+        </w:tc>
+        <w:tc>
+          <w:tcPr>
+            <w:tcW w:type="dxa" w:w="2160"/>
+          </w:tcPr>
+          <w:p>
+            <w:r/>
+            <w:r>
+              <w:rPr>
+                <w:rFonts w:ascii="Yu Gothic" w:hAnsi="Yu Gothic" w:eastAsia="Yu Gothic" w:cs="Yu Gothic"/>
+                <w:b w:val="0"/>
+                <w:i w:val="0"/>
+                <w:color w:val="1A2233"/>
+                <w:sz w:val="19"/>
+              </w:rPr>
+              <w:t>md</w:t>
+            </w:r>
+          </w:p>
+        </w:tc>
+        <w:tc>
+          <w:tcPr>
+            <w:tcW w:type="dxa" w:w="2160"/>
+          </w:tcPr>
+          <w:p>
+            <w:r/>
+            <w:r>
+              <w:rPr>
+                <w:rFonts w:ascii="Yu Gothic" w:hAnsi="Yu Gothic" w:eastAsia="Yu Gothic" w:cs="Yu Gothic"/>
+                <w:b w:val="0"/>
+                <w:i w:val="0"/>
+                <w:color w:val="1A2233"/>
+                <w:sz w:val="19"/>
+              </w:rPr>
+              <w:t>比較資料 付録A を配布用に単体化（19語・五十音順）</w:t>
+            </w:r>
+          </w:p>
+        </w:tc>
+      </w:tr>
+      <w:tr>
+        <w:tc>
+          <w:tcPr>
+            <w:tcW w:type="dxa" w:w="2160"/>
+          </w:tcPr>
+          <w:p>
+            <w:r/>
+            <w:r>
+              <w:rPr>
+                <w:rFonts w:ascii="Consolas" w:hAnsi="Consolas" w:eastAsia="Consolas" w:cs="Consolas"/>
+                <w:b w:val="0"/>
+                <w:i w:val="0"/>
+                <w:color w:val="1A2233"/>
+                <w:sz w:val="19"/>
+              </w:rPr>
+              <w:t>成果報告書テンプレート.md</w:t>
+            </w:r>
+            <w:r>
+              <w:rPr>
+                <w:rFonts w:ascii="Yu Gothic" w:hAnsi="Yu Gothic" w:eastAsia="Yu Gothic" w:cs="Yu Gothic"/>
+                <w:b w:val="0"/>
+                <w:i w:val="0"/>
+                <w:color w:val="1A2233"/>
+                <w:sz w:val="19"/>
+              </w:rPr>
+              <w:t>(+.docx)</w:t>
+            </w:r>
+          </w:p>
+        </w:tc>
+        <w:tc>
+          <w:tcPr>
+            <w:tcW w:type="dxa" w:w="2160"/>
+          </w:tcPr>
+          <w:p>
+            <w:r/>
+            <w:r>
+              <w:rPr>
+                <w:rFonts w:ascii="Yu Gothic" w:hAnsi="Yu Gothic" w:eastAsia="Yu Gothic" w:cs="Yu Gothic"/>
+                <w:b w:val="0"/>
+                <w:i w:val="0"/>
+                <w:color w:val="1A2233"/>
+                <w:sz w:val="19"/>
+              </w:rPr>
+              <w:t>05</w:t>
+            </w:r>
+          </w:p>
+        </w:tc>
+        <w:tc>
+          <w:tcPr>
+            <w:tcW w:type="dxa" w:w="2160"/>
+          </w:tcPr>
+          <w:p>
+            <w:r/>
+            <w:r>
+              <w:rPr>
+                <w:rFonts w:ascii="Yu Gothic" w:hAnsi="Yu Gothic" w:eastAsia="Yu Gothic" w:cs="Yu Gothic"/>
+                <w:b w:val="0"/>
+                <w:i w:val="0"/>
+                <w:color w:val="1A2233"/>
+                <w:sz w:val="19"/>
+              </w:rPr>
+              <w:t>md</w:t>
+            </w:r>
+          </w:p>
+        </w:tc>
+        <w:tc>
+          <w:tcPr>
+            <w:tcW w:type="dxa" w:w="2160"/>
+          </w:tcPr>
+          <w:p>
+            <w:r/>
+            <w:r>
+              <w:rPr>
+                <w:rFonts w:ascii="Yu Gothic" w:hAnsi="Yu Gothic" w:eastAsia="Yu Gothic" w:cs="Yu Gothic"/>
+                <w:b w:val="0"/>
+                <w:i w:val="0"/>
+                <w:color w:val="1A2233"/>
+                <w:sz w:val="19"/>
+              </w:rPr>
+              <w:t>全アプローチ共通の報告構成（数字／数字にしにくい成果／未検証範囲／定着度／次の提案）</w:t>
+            </w:r>
+          </w:p>
+        </w:tc>
+      </w:tr>
+    </w:tbl>
+    <w:p>
+      <w:pPr>
+        <w:spacing w:after="40"/>
+      </w:pPr>
+    </w:p>
+    <w:p>
+      <w:pPr>
+        <w:pBdr>
+          <w:bottom w:val="single" w:sz="6" w:space="1" w:color="C9D2CE"/>
+        </w:pBdr>
+      </w:pPr>
+    </w:p>
+    <w:p>
+      <w:pPr>
+        <w:pStyle w:val="Heading2"/>
+      </w:pPr>
+      <w:r>
+        <w:rPr>
+          <w:b/>
+        </w:rPr>
+      </w:r>
+      <w:r>
+        <w:rPr>
+          <w:rFonts w:ascii="Yu Gothic" w:hAnsi="Yu Gothic" w:eastAsia="Yu Gothic" w:cs="Yu Gothic"/>
+          <w:b/>
+          <w:i w:val="0"/>
+          <w:color w:val="2F6F5E"/>
+          <w:sz w:val="28"/>
+        </w:rPr>
+        <w:t>第3バッチ以降：未整備（作成予定）</w:t>
       </w:r>
     </w:p>
     <w:p>
@@ -2054,131 +3058,6 @@
           <w:color w:val="1A2233"/>
           <w:sz w:val="24"/>
         </w:rPr>
-        <w:t>04_DX設計（この層は第1バッチでは未着手）</w:t>
-      </w:r>
-    </w:p>
-    <w:p>
-      <w:pPr>
-        <w:pStyle w:val="ListBullet"/>
-      </w:pPr>
-      <w:r>
-        <w:rPr>
-          <w:rFonts w:ascii="Yu Gothic" w:hAnsi="Yu Gothic" w:eastAsia="Yu Gothic" w:cs="Yu Gothic"/>
-          <w:b w:val="0"/>
-          <w:i w:val="0"/>
-          <w:color w:val="1A2233"/>
-          <w:sz w:val="21"/>
-        </w:rPr>
-        <w:t>経営ビジョン整理シート</w:t>
-      </w:r>
-    </w:p>
-    <w:p>
-      <w:pPr>
-        <w:pStyle w:val="ListBullet"/>
-      </w:pPr>
-      <w:r>
-        <w:rPr>
-          <w:rFonts w:ascii="Yu Gothic" w:hAnsi="Yu Gothic" w:eastAsia="Yu Gothic" w:cs="Yu Gothic"/>
-          <w:b w:val="0"/>
-          <w:i w:val="0"/>
-          <w:color w:val="1A2233"/>
-          <w:sz w:val="21"/>
-        </w:rPr>
-        <w:t>データ資産棚卸しシート</w:t>
-      </w:r>
-    </w:p>
-    <w:p>
-      <w:pPr>
-        <w:pStyle w:val="ListBullet"/>
-      </w:pPr>
-      <w:r>
-        <w:rPr>
-          <w:rFonts w:ascii="Yu Gothic" w:hAnsi="Yu Gothic" w:eastAsia="Yu Gothic" w:cs="Yu Gothic"/>
-          <w:b w:val="0"/>
-          <w:i w:val="0"/>
-          <w:color w:val="1A2233"/>
-          <w:sz w:val="21"/>
-        </w:rPr>
-        <w:t>変革テーマ選定シート</w:t>
-      </w:r>
-    </w:p>
-    <w:p>
-      <w:pPr>
-        <w:pStyle w:val="ListBullet"/>
-      </w:pPr>
-      <w:r>
-        <w:rPr>
-          <w:rFonts w:ascii="Yu Gothic" w:hAnsi="Yu Gothic" w:eastAsia="Yu Gothic" w:cs="Yu Gothic"/>
-          <w:b w:val="0"/>
-          <w:i w:val="0"/>
-          <w:color w:val="1A2233"/>
-          <w:sz w:val="21"/>
-        </w:rPr>
-        <w:t>人材5役割アサイン表</w:t>
-      </w:r>
-    </w:p>
-    <w:p>
-      <w:pPr>
-        <w:pStyle w:val="ListBullet"/>
-      </w:pPr>
-      <w:r>
-        <w:rPr>
-          <w:rFonts w:ascii="Yu Gothic" w:hAnsi="Yu Gothic" w:eastAsia="Yu Gothic" w:cs="Yu Gothic"/>
-          <w:b w:val="0"/>
-          <w:i w:val="0"/>
-          <w:color w:val="1A2233"/>
-          <w:sz w:val="21"/>
-        </w:rPr>
-        <w:t>PoC計画書テンプレート／PoC結果レポート</w:t>
-      </w:r>
-    </w:p>
-    <w:p>
-      <w:pPr>
-        <w:pStyle w:val="ListBullet"/>
-      </w:pPr>
-      <w:r>
-        <w:rPr>
-          <w:rFonts w:ascii="Yu Gothic" w:hAnsi="Yu Gothic" w:eastAsia="Yu Gothic" w:cs="Yu Gothic"/>
-          <w:b w:val="0"/>
-          <w:i w:val="0"/>
-          <w:color w:val="1A2233"/>
-          <w:sz w:val="21"/>
-        </w:rPr>
-        <w:t>DXロードマップ雛形／推進体制図 雛形</w:t>
-      </w:r>
-    </w:p>
-    <w:p>
-      <w:pPr>
-        <w:pStyle w:val="ListBullet"/>
-      </w:pPr>
-      <w:r>
-        <w:rPr>
-          <w:rFonts w:ascii="Yu Gothic" w:hAnsi="Yu Gothic" w:eastAsia="Yu Gothic" w:cs="Yu Gothic"/>
-          <w:b w:val="0"/>
-          <w:i w:val="0"/>
-          <w:color w:val="1A2233"/>
-          <w:sz w:val="21"/>
-        </w:rPr>
-        <w:t>AI技術の使いどころ早見表＋RAG導入前チェックリスト</w:t>
-      </w:r>
-    </w:p>
-    <w:p>
-      <w:pPr>
-        <w:pStyle w:val="Heading3"/>
-      </w:pPr>
-      <w:r>
-        <w:rPr>
-          <w:b/>
-        </w:rPr>
-      </w:r>
-      <w:r>
-        <w:rPr>
-          <w:rFonts w:ascii="Yu Gothic" w:hAnsi="Yu Gothic" w:eastAsia="Yu Gothic" w:cs="Yu Gothic"/>
-          <w:b/>
-          <w:i w:val="0"/>
-          <w:color w:val="1A2233"/>
-          <w:sz w:val="24"/>
-        </w:rPr>
         <w:t>05_共通運営_自走化</w:t>
       </w:r>
     </w:p>
@@ -2195,36 +3074,6 @@
           <w:sz w:val="21"/>
         </w:rPr>
         <w:t>キックオフ資料／ヒアリング議事録／週次 進捗・課題管理表／判断ログ</w:t>
-      </w:r>
-    </w:p>
-    <w:p>
-      <w:pPr>
-        <w:pStyle w:val="ListBullet"/>
-      </w:pPr>
-      <w:r>
-        <w:rPr>
-          <w:rFonts w:ascii="Yu Gothic" w:hAnsi="Yu Gothic" w:eastAsia="Yu Gothic" w:cs="Yu Gothic"/>
-          <w:b w:val="0"/>
-          <w:i w:val="0"/>
-          <w:color w:val="1A2233"/>
-          <w:sz w:val="21"/>
-        </w:rPr>
-        <w:t>成果報告書テンプレート（全アプローチ共通の構成）</w:t>
-      </w:r>
-    </w:p>
-    <w:p>
-      <w:pPr>
-        <w:pStyle w:val="ListBullet"/>
-      </w:pPr>
-      <w:r>
-        <w:rPr>
-          <w:rFonts w:ascii="Yu Gothic" w:hAnsi="Yu Gothic" w:eastAsia="Yu Gothic" w:cs="Yu Gothic"/>
-          <w:b w:val="0"/>
-          <w:i w:val="0"/>
-          <w:color w:val="1A2233"/>
-          <w:sz w:val="21"/>
-        </w:rPr>
-        <w:t>配布用 用語集（比較資料 付録A の単体化）</w:t>
       </w:r>
     </w:p>
     <w:p>
@@ -2426,7 +3275,7 @@
           <w:color w:val="1A2233"/>
           <w:sz w:val="21"/>
         </w:rPr>
-        <w:t>（ビジョン→データ棚卸し→テーマ選定→PoC→ロードマップ）※第2バッチで整備</w:t>
+        <w:t>（ビジョン整理→データ資産棚卸し→変革テーマ選定→PoC計画書→PoC結果レポート→DXロードマップ／推進体制図。AI技術早見表・RAG導入前チェックは随時）</w:t>
       </w:r>
     </w:p>
     <w:p>

--- a/00-01_han-ai/docs/業務資料/00_共通_インデックス.docx
+++ b/00-01_han-ai/docs/業務資料/00_共通_インデックス.docx
@@ -2828,12 +2828,1322 @@
           <w:color w:val="2F6F5E"/>
           <w:sz w:val="28"/>
         </w:rPr>
-        <w:t>第3バッチ以降：未整備（作成予定）</w:t>
+        <w:t>第3バッチ：作成済み（03・02・05・01 の残り）</w:t>
       </w:r>
+    </w:p>
+    <w:tbl>
+      <w:tblPr>
+        <w:tblStyle w:val="TableGrid"/>
+        <w:tblW w:type="auto" w:w="0"/>
+        <w:tblLayout w:type="autofit"/>
+        <w:tblLook w:firstColumn="1" w:firstRow="1" w:lastColumn="0" w:lastRow="0" w:noHBand="0" w:noVBand="1" w:val="04A0"/>
+      </w:tblPr>
+      <w:tblGrid>
+        <w:gridCol w:w="2160"/>
+        <w:gridCol w:w="2160"/>
+        <w:gridCol w:w="2160"/>
+        <w:gridCol w:w="2160"/>
+      </w:tblGrid>
+      <w:tr>
+        <w:tc>
+          <w:tcPr>
+            <w:tcW w:type="dxa" w:w="2160"/>
+            <w:shd w:val="clear" w:fill="E4EFEA"/>
+          </w:tcPr>
+          <w:p>
+            <w:r>
+              <w:rPr>
+                <w:b/>
+              </w:rPr>
+            </w:r>
+            <w:r>
+              <w:rPr>
+                <w:rFonts w:ascii="Yu Gothic" w:hAnsi="Yu Gothic" w:eastAsia="Yu Gothic" w:cs="Yu Gothic"/>
+                <w:b/>
+                <w:i w:val="0"/>
+                <w:color w:val="1A2233"/>
+                <w:sz w:val="19"/>
+              </w:rPr>
+              <w:t>ファイル</w:t>
+            </w:r>
+          </w:p>
+        </w:tc>
+        <w:tc>
+          <w:tcPr>
+            <w:tcW w:type="dxa" w:w="2160"/>
+            <w:shd w:val="clear" w:fill="E4EFEA"/>
+          </w:tcPr>
+          <w:p>
+            <w:r>
+              <w:rPr>
+                <w:b/>
+              </w:rPr>
+            </w:r>
+            <w:r>
+              <w:rPr>
+                <w:rFonts w:ascii="Yu Gothic" w:hAnsi="Yu Gothic" w:eastAsia="Yu Gothic" w:cs="Yu Gothic"/>
+                <w:b/>
+                <w:i w:val="0"/>
+                <w:color w:val="1A2233"/>
+                <w:sz w:val="19"/>
+              </w:rPr>
+              <w:t>層</w:t>
+            </w:r>
+          </w:p>
+        </w:tc>
+        <w:tc>
+          <w:tcPr>
+            <w:tcW w:type="dxa" w:w="2160"/>
+            <w:shd w:val="clear" w:fill="E4EFEA"/>
+          </w:tcPr>
+          <w:p>
+            <w:r>
+              <w:rPr>
+                <w:b/>
+              </w:rPr>
+            </w:r>
+            <w:r>
+              <w:rPr>
+                <w:rFonts w:ascii="Yu Gothic" w:hAnsi="Yu Gothic" w:eastAsia="Yu Gothic" w:cs="Yu Gothic"/>
+                <w:b/>
+                <w:i w:val="0"/>
+                <w:color w:val="1A2233"/>
+                <w:sz w:val="19"/>
+              </w:rPr>
+              <w:t>形式</w:t>
+            </w:r>
+          </w:p>
+        </w:tc>
+        <w:tc>
+          <w:tcPr>
+            <w:tcW w:type="dxa" w:w="2160"/>
+            <w:shd w:val="clear" w:fill="E4EFEA"/>
+          </w:tcPr>
+          <w:p>
+            <w:r>
+              <w:rPr>
+                <w:b/>
+              </w:rPr>
+            </w:r>
+            <w:r>
+              <w:rPr>
+                <w:rFonts w:ascii="Yu Gothic" w:hAnsi="Yu Gothic" w:eastAsia="Yu Gothic" w:cs="Yu Gothic"/>
+                <w:b/>
+                <w:i w:val="0"/>
+                <w:color w:val="1A2233"/>
+                <w:sz w:val="19"/>
+              </w:rPr>
+              <w:t>中身</w:t>
+            </w:r>
+          </w:p>
+        </w:tc>
+      </w:tr>
+      <w:tr>
+        <w:tc>
+          <w:tcPr>
+            <w:tcW w:type="dxa" w:w="2160"/>
+          </w:tcPr>
+          <w:p>
+            <w:r/>
+            <w:r>
+              <w:rPr>
+                <w:rFonts w:ascii="Consolas" w:hAnsi="Consolas" w:eastAsia="Consolas" w:cs="Consolas"/>
+                <w:b w:val="0"/>
+                <w:i w:val="0"/>
+                <w:color w:val="1A2233"/>
+                <w:sz w:val="19"/>
+              </w:rPr>
+              <w:t>工数_段階見積フォーマット.xlsx</w:t>
+            </w:r>
+          </w:p>
+        </w:tc>
+        <w:tc>
+          <w:tcPr>
+            <w:tcW w:type="dxa" w:w="2160"/>
+          </w:tcPr>
+          <w:p>
+            <w:r/>
+            <w:r>
+              <w:rPr>
+                <w:rFonts w:ascii="Yu Gothic" w:hAnsi="Yu Gothic" w:eastAsia="Yu Gothic" w:cs="Yu Gothic"/>
+                <w:b w:val="0"/>
+                <w:i w:val="0"/>
+                <w:color w:val="1A2233"/>
+                <w:sz w:val="19"/>
+              </w:rPr>
+              <w:t>01</w:t>
+            </w:r>
+          </w:p>
+        </w:tc>
+        <w:tc>
+          <w:tcPr>
+            <w:tcW w:type="dxa" w:w="2160"/>
+          </w:tcPr>
+          <w:p>
+            <w:r/>
+            <w:r>
+              <w:rPr>
+                <w:rFonts w:ascii="Yu Gothic" w:hAnsi="Yu Gothic" w:eastAsia="Yu Gothic" w:cs="Yu Gothic"/>
+                <w:b w:val="0"/>
+                <w:i w:val="0"/>
+                <w:color w:val="1A2233"/>
+                <w:sz w:val="19"/>
+              </w:rPr>
+              <w:t>xlsx</w:t>
+            </w:r>
+          </w:p>
+        </w:tc>
+        <w:tc>
+          <w:tcPr>
+            <w:tcW w:type="dxa" w:w="2160"/>
+          </w:tcPr>
+          <w:p>
+            <w:r/>
+            <w:r>
+              <w:rPr>
+                <w:rFonts w:ascii="Yu Gothic" w:hAnsi="Yu Gothic" w:eastAsia="Yu Gothic" w:cs="Yu Gothic"/>
+                <w:b w:val="0"/>
+                <w:i w:val="0"/>
+                <w:color w:val="1A2233"/>
+                <w:sz w:val="19"/>
+              </w:rPr>
+              <w:t>工数見積（自動計算）＋段階プラン（A/B/Cの金額）＋見積対象外</w:t>
+            </w:r>
+          </w:p>
+        </w:tc>
+      </w:tr>
+      <w:tr>
+        <w:tc>
+          <w:tcPr>
+            <w:tcW w:type="dxa" w:w="2160"/>
+          </w:tcPr>
+          <w:p>
+            <w:r/>
+            <w:r>
+              <w:rPr>
+                <w:rFonts w:ascii="Consolas" w:hAnsi="Consolas" w:eastAsia="Consolas" w:cs="Consolas"/>
+                <w:b w:val="0"/>
+                <w:i w:val="0"/>
+                <w:color w:val="1A2233"/>
+                <w:sz w:val="19"/>
+              </w:rPr>
+              <w:t>サービス説明版スライド.pptx</w:t>
+            </w:r>
+          </w:p>
+        </w:tc>
+        <w:tc>
+          <w:tcPr>
+            <w:tcW w:type="dxa" w:w="2160"/>
+          </w:tcPr>
+          <w:p>
+            <w:r/>
+            <w:r>
+              <w:rPr>
+                <w:rFonts w:ascii="Yu Gothic" w:hAnsi="Yu Gothic" w:eastAsia="Yu Gothic" w:cs="Yu Gothic"/>
+                <w:b w:val="0"/>
+                <w:i w:val="0"/>
+                <w:color w:val="1A2233"/>
+                <w:sz w:val="19"/>
+              </w:rPr>
+              <w:t>01</w:t>
+            </w:r>
+          </w:p>
+        </w:tc>
+        <w:tc>
+          <w:tcPr>
+            <w:tcW w:type="dxa" w:w="2160"/>
+          </w:tcPr>
+          <w:p>
+            <w:r/>
+            <w:r>
+              <w:rPr>
+                <w:rFonts w:ascii="Yu Gothic" w:hAnsi="Yu Gothic" w:eastAsia="Yu Gothic" w:cs="Yu Gothic"/>
+                <w:b w:val="0"/>
+                <w:i w:val="0"/>
+                <w:color w:val="1A2233"/>
+                <w:sz w:val="19"/>
+              </w:rPr>
+              <w:t>pptx</w:t>
+            </w:r>
+          </w:p>
+        </w:tc>
+        <w:tc>
+          <w:tcPr>
+            <w:tcW w:type="dxa" w:w="2160"/>
+          </w:tcPr>
+          <w:p>
+            <w:r/>
+            <w:r>
+              <w:rPr>
+                <w:rFonts w:ascii="Yu Gothic" w:hAnsi="Yu Gothic" w:eastAsia="Yu Gothic" w:cs="Yu Gothic"/>
+                <w:b w:val="0"/>
+                <w:i w:val="0"/>
+                <w:color w:val="1A2233"/>
+                <w:sz w:val="19"/>
+              </w:rPr>
+              <w:t>比較資料の凝縮版（13枚・投影向けライトテーマ・クライアント説明用）</w:t>
+            </w:r>
+          </w:p>
+        </w:tc>
+      </w:tr>
+      <w:tr>
+        <w:tc>
+          <w:tcPr>
+            <w:tcW w:type="dxa" w:w="2160"/>
+          </w:tcPr>
+          <w:p>
+            <w:r/>
+            <w:r>
+              <w:rPr>
+                <w:rFonts w:ascii="Consolas" w:hAnsi="Consolas" w:eastAsia="Consolas" w:cs="Consolas"/>
+                <w:b w:val="0"/>
+                <w:i w:val="0"/>
+                <w:color w:val="1A2233"/>
+                <w:sz w:val="19"/>
+              </w:rPr>
+              <w:t>定着チェックリスト.xlsx</w:t>
+            </w:r>
+          </w:p>
+        </w:tc>
+        <w:tc>
+          <w:tcPr>
+            <w:tcW w:type="dxa" w:w="2160"/>
+          </w:tcPr>
+          <w:p>
+            <w:r/>
+            <w:r>
+              <w:rPr>
+                <w:rFonts w:ascii="Yu Gothic" w:hAnsi="Yu Gothic" w:eastAsia="Yu Gothic" w:cs="Yu Gothic"/>
+                <w:b w:val="0"/>
+                <w:i w:val="0"/>
+                <w:color w:val="1A2233"/>
+                <w:sz w:val="19"/>
+              </w:rPr>
+              <w:t>02</w:t>
+            </w:r>
+          </w:p>
+        </w:tc>
+        <w:tc>
+          <w:tcPr>
+            <w:tcW w:type="dxa" w:w="2160"/>
+          </w:tcPr>
+          <w:p>
+            <w:r/>
+            <w:r>
+              <w:rPr>
+                <w:rFonts w:ascii="Yu Gothic" w:hAnsi="Yu Gothic" w:eastAsia="Yu Gothic" w:cs="Yu Gothic"/>
+                <w:b w:val="0"/>
+                <w:i w:val="0"/>
+                <w:color w:val="1A2233"/>
+                <w:sz w:val="19"/>
+              </w:rPr>
+              <w:t>xlsx</w:t>
+            </w:r>
+          </w:p>
+        </w:tc>
+        <w:tc>
+          <w:tcPr>
+            <w:tcW w:type="dxa" w:w="2160"/>
+          </w:tcPr>
+          <w:p>
+            <w:r/>
+            <w:r>
+              <w:rPr>
+                <w:rFonts w:ascii="Yu Gothic" w:hAnsi="Yu Gothic" w:eastAsia="Yu Gothic" w:cs="Yu Gothic"/>
+                <w:b w:val="0"/>
+                <w:i w:val="0"/>
+                <w:color w:val="1A2233"/>
+                <w:sz w:val="19"/>
+              </w:rPr>
+              <w:t>改善が定着し自走できるかの7項目チェック</w:t>
+            </w:r>
+          </w:p>
+        </w:tc>
+      </w:tr>
+      <w:tr>
+        <w:tc>
+          <w:tcPr>
+            <w:tcW w:type="dxa" w:w="2160"/>
+          </w:tcPr>
+          <w:p>
+            <w:r/>
+            <w:r>
+              <w:rPr>
+                <w:rFonts w:ascii="Consolas" w:hAnsi="Consolas" w:eastAsia="Consolas" w:cs="Consolas"/>
+                <w:b w:val="0"/>
+                <w:i w:val="0"/>
+                <w:color w:val="1A2233"/>
+                <w:sz w:val="19"/>
+              </w:rPr>
+              <w:t>before-after手順書テンプレート.md</w:t>
+            </w:r>
+            <w:r>
+              <w:rPr>
+                <w:rFonts w:ascii="Yu Gothic" w:hAnsi="Yu Gothic" w:eastAsia="Yu Gothic" w:cs="Yu Gothic"/>
+                <w:b w:val="0"/>
+                <w:i w:val="0"/>
+                <w:color w:val="1A2233"/>
+                <w:sz w:val="19"/>
+              </w:rPr>
+              <w:t>(+.docx)</w:t>
+            </w:r>
+          </w:p>
+        </w:tc>
+        <w:tc>
+          <w:tcPr>
+            <w:tcW w:type="dxa" w:w="2160"/>
+          </w:tcPr>
+          <w:p>
+            <w:r/>
+            <w:r>
+              <w:rPr>
+                <w:rFonts w:ascii="Yu Gothic" w:hAnsi="Yu Gothic" w:eastAsia="Yu Gothic" w:cs="Yu Gothic"/>
+                <w:b w:val="0"/>
+                <w:i w:val="0"/>
+                <w:color w:val="1A2233"/>
+                <w:sz w:val="19"/>
+              </w:rPr>
+              <w:t>02</w:t>
+            </w:r>
+          </w:p>
+        </w:tc>
+        <w:tc>
+          <w:tcPr>
+            <w:tcW w:type="dxa" w:w="2160"/>
+          </w:tcPr>
+          <w:p>
+            <w:r/>
+            <w:r>
+              <w:rPr>
+                <w:rFonts w:ascii="Yu Gothic" w:hAnsi="Yu Gothic" w:eastAsia="Yu Gothic" w:cs="Yu Gothic"/>
+                <w:b w:val="0"/>
+                <w:i w:val="0"/>
+                <w:color w:val="1A2233"/>
+                <w:sz w:val="19"/>
+              </w:rPr>
+              <w:t>md</w:t>
+            </w:r>
+          </w:p>
+        </w:tc>
+        <w:tc>
+          <w:tcPr>
+            <w:tcW w:type="dxa" w:w="2160"/>
+          </w:tcPr>
+          <w:p>
+            <w:r/>
+            <w:r>
+              <w:rPr>
+                <w:rFonts w:ascii="Yu Gothic" w:hAnsi="Yu Gothic" w:eastAsia="Yu Gothic" w:cs="Yu Gothic"/>
+                <w:b w:val="0"/>
+                <w:i w:val="0"/>
+                <w:color w:val="1A2233"/>
+                <w:sz w:val="19"/>
+              </w:rPr>
+              <w:t>変更前後の手順を並べた正式手順書・困ったとき表・数値</w:t>
+            </w:r>
+          </w:p>
+        </w:tc>
+      </w:tr>
+      <w:tr>
+        <w:tc>
+          <w:tcPr>
+            <w:tcW w:type="dxa" w:w="2160"/>
+          </w:tcPr>
+          <w:p>
+            <w:r/>
+            <w:r>
+              <w:rPr>
+                <w:rFonts w:ascii="Consolas" w:hAnsi="Consolas" w:eastAsia="Consolas" w:cs="Consolas"/>
+                <w:b w:val="0"/>
+                <w:i w:val="0"/>
+                <w:color w:val="1A2233"/>
+                <w:sz w:val="19"/>
+              </w:rPr>
+              <w:t>プロジェクト方針書テンプレート.md</w:t>
+            </w:r>
+            <w:r>
+              <w:rPr>
+                <w:rFonts w:ascii="Yu Gothic" w:hAnsi="Yu Gothic" w:eastAsia="Yu Gothic" w:cs="Yu Gothic"/>
+                <w:b w:val="0"/>
+                <w:i w:val="0"/>
+                <w:color w:val="1A2233"/>
+                <w:sz w:val="19"/>
+              </w:rPr>
+              <w:t>(+.docx)</w:t>
+            </w:r>
+          </w:p>
+        </w:tc>
+        <w:tc>
+          <w:tcPr>
+            <w:tcW w:type="dxa" w:w="2160"/>
+          </w:tcPr>
+          <w:p>
+            <w:r/>
+            <w:r>
+              <w:rPr>
+                <w:rFonts w:ascii="Yu Gothic" w:hAnsi="Yu Gothic" w:eastAsia="Yu Gothic" w:cs="Yu Gothic"/>
+                <w:b w:val="0"/>
+                <w:i w:val="0"/>
+                <w:color w:val="1A2233"/>
+                <w:sz w:val="19"/>
+              </w:rPr>
+              <w:t>03</w:t>
+            </w:r>
+          </w:p>
+        </w:tc>
+        <w:tc>
+          <w:tcPr>
+            <w:tcW w:type="dxa" w:w="2160"/>
+          </w:tcPr>
+          <w:p>
+            <w:r/>
+            <w:r>
+              <w:rPr>
+                <w:rFonts w:ascii="Yu Gothic" w:hAnsi="Yu Gothic" w:eastAsia="Yu Gothic" w:cs="Yu Gothic"/>
+                <w:b w:val="0"/>
+                <w:i w:val="0"/>
+                <w:color w:val="1A2233"/>
+                <w:sz w:val="19"/>
+              </w:rPr>
+              <w:t>md</w:t>
+            </w:r>
+          </w:p>
+        </w:tc>
+        <w:tc>
+          <w:tcPr>
+            <w:tcW w:type="dxa" w:w="2160"/>
+          </w:tcPr>
+          <w:p>
+            <w:r/>
+            <w:r>
+              <w:rPr>
+                <w:rFonts w:ascii="Yu Gothic" w:hAnsi="Yu Gothic" w:eastAsia="Yu Gothic" w:cs="Yu Gothic"/>
+                <w:b w:val="0"/>
+                <w:i w:val="0"/>
+                <w:color w:val="1A2233"/>
+                <w:sz w:val="19"/>
+              </w:rPr>
+              <w:t>目的／対象範囲・対象外／体制／3段階の進め方／リスク</w:t>
+            </w:r>
+          </w:p>
+        </w:tc>
+      </w:tr>
+      <w:tr>
+        <w:tc>
+          <w:tcPr>
+            <w:tcW w:type="dxa" w:w="2160"/>
+          </w:tcPr>
+          <w:p>
+            <w:r/>
+            <w:r>
+              <w:rPr>
+                <w:rFonts w:ascii="Consolas" w:hAnsi="Consolas" w:eastAsia="Consolas" w:cs="Consolas"/>
+                <w:b w:val="0"/>
+                <w:i w:val="0"/>
+                <w:color w:val="1A2233"/>
+                <w:sz w:val="19"/>
+              </w:rPr>
+              <w:t>業務可視化3点セット.xlsx</w:t>
+            </w:r>
+          </w:p>
+        </w:tc>
+        <w:tc>
+          <w:tcPr>
+            <w:tcW w:type="dxa" w:w="2160"/>
+          </w:tcPr>
+          <w:p>
+            <w:r/>
+            <w:r>
+              <w:rPr>
+                <w:rFonts w:ascii="Yu Gothic" w:hAnsi="Yu Gothic" w:eastAsia="Yu Gothic" w:cs="Yu Gothic"/>
+                <w:b w:val="0"/>
+                <w:i w:val="0"/>
+                <w:color w:val="1A2233"/>
+                <w:sz w:val="19"/>
+              </w:rPr>
+              <w:t>03</w:t>
+            </w:r>
+          </w:p>
+        </w:tc>
+        <w:tc>
+          <w:tcPr>
+            <w:tcW w:type="dxa" w:w="2160"/>
+          </w:tcPr>
+          <w:p>
+            <w:r/>
+            <w:r>
+              <w:rPr>
+                <w:rFonts w:ascii="Yu Gothic" w:hAnsi="Yu Gothic" w:eastAsia="Yu Gothic" w:cs="Yu Gothic"/>
+                <w:b w:val="0"/>
+                <w:i w:val="0"/>
+                <w:color w:val="1A2233"/>
+                <w:sz w:val="19"/>
+              </w:rPr>
+              <w:t>xlsx</w:t>
+            </w:r>
+          </w:p>
+        </w:tc>
+        <w:tc>
+          <w:tcPr>
+            <w:tcW w:type="dxa" w:w="2160"/>
+          </w:tcPr>
+          <w:p>
+            <w:r/>
+            <w:r>
+              <w:rPr>
+                <w:rFonts w:ascii="Yu Gothic" w:hAnsi="Yu Gothic" w:eastAsia="Yu Gothic" w:cs="Yu Gothic"/>
+                <w:b w:val="0"/>
+                <w:i w:val="0"/>
+                <w:color w:val="1A2233"/>
+                <w:sz w:val="19"/>
+              </w:rPr>
+              <w:t>業務スキルマップ／業務体系表／業務アンケート設問・集計（一覧表・フロー図と合わせ5点セット）</w:t>
+            </w:r>
+          </w:p>
+        </w:tc>
+      </w:tr>
+      <w:tr>
+        <w:tc>
+          <w:tcPr>
+            <w:tcW w:type="dxa" w:w="2160"/>
+          </w:tcPr>
+          <w:p>
+            <w:r/>
+            <w:r>
+              <w:rPr>
+                <w:rFonts w:ascii="Consolas" w:hAnsi="Consolas" w:eastAsia="Consolas" w:cs="Consolas"/>
+                <w:b w:val="0"/>
+                <w:i w:val="0"/>
+                <w:color w:val="1A2233"/>
+                <w:sz w:val="19"/>
+              </w:rPr>
+              <w:t>業務フロー図_ASIS-TOBE作成手順書.md</w:t>
+            </w:r>
+            <w:r>
+              <w:rPr>
+                <w:rFonts w:ascii="Yu Gothic" w:hAnsi="Yu Gothic" w:eastAsia="Yu Gothic" w:cs="Yu Gothic"/>
+                <w:b w:val="0"/>
+                <w:i w:val="0"/>
+                <w:color w:val="1A2233"/>
+                <w:sz w:val="19"/>
+              </w:rPr>
+              <w:t>(+.docx)</w:t>
+            </w:r>
+          </w:p>
+        </w:tc>
+        <w:tc>
+          <w:tcPr>
+            <w:tcW w:type="dxa" w:w="2160"/>
+          </w:tcPr>
+          <w:p>
+            <w:r/>
+            <w:r>
+              <w:rPr>
+                <w:rFonts w:ascii="Yu Gothic" w:hAnsi="Yu Gothic" w:eastAsia="Yu Gothic" w:cs="Yu Gothic"/>
+                <w:b w:val="0"/>
+                <w:i w:val="0"/>
+                <w:color w:val="1A2233"/>
+                <w:sz w:val="19"/>
+              </w:rPr>
+              <w:t>03</w:t>
+            </w:r>
+          </w:p>
+        </w:tc>
+        <w:tc>
+          <w:tcPr>
+            <w:tcW w:type="dxa" w:w="2160"/>
+          </w:tcPr>
+          <w:p>
+            <w:r/>
+            <w:r>
+              <w:rPr>
+                <w:rFonts w:ascii="Yu Gothic" w:hAnsi="Yu Gothic" w:eastAsia="Yu Gothic" w:cs="Yu Gothic"/>
+                <w:b w:val="0"/>
+                <w:i w:val="0"/>
+                <w:color w:val="1A2233"/>
+                <w:sz w:val="19"/>
+              </w:rPr>
+              <w:t>md</w:t>
+            </w:r>
+          </w:p>
+        </w:tc>
+        <w:tc>
+          <w:tcPr>
+            <w:tcW w:type="dxa" w:w="2160"/>
+          </w:tcPr>
+          <w:p>
+            <w:r/>
+            <w:r>
+              <w:rPr>
+                <w:rFonts w:ascii="Yu Gothic" w:hAnsi="Yu Gothic" w:eastAsia="Yu Gothic" w:cs="Yu Gothic"/>
+                <w:b w:val="0"/>
+                <w:i w:val="0"/>
+                <w:color w:val="1A2233"/>
+                <w:sz w:val="19"/>
+              </w:rPr>
+              <w:t>AS-IS作図→課題の書き込み→TO-BE設計→差分→移行計画の5STEP</w:t>
+            </w:r>
+          </w:p>
+        </w:tc>
+      </w:tr>
+      <w:tr>
+        <w:tc>
+          <w:tcPr>
+            <w:tcW w:type="dxa" w:w="2160"/>
+          </w:tcPr>
+          <w:p>
+            <w:r/>
+            <w:r>
+              <w:rPr>
+                <w:rFonts w:ascii="Consolas" w:hAnsi="Consolas" w:eastAsia="Consolas" w:cs="Consolas"/>
+                <w:b w:val="0"/>
+                <w:i w:val="0"/>
+                <w:color w:val="1A2233"/>
+                <w:sz w:val="19"/>
+              </w:rPr>
+              <w:t>移行計画テンプレート.xlsx</w:t>
+            </w:r>
+          </w:p>
+        </w:tc>
+        <w:tc>
+          <w:tcPr>
+            <w:tcW w:type="dxa" w:w="2160"/>
+          </w:tcPr>
+          <w:p>
+            <w:r/>
+            <w:r>
+              <w:rPr>
+                <w:rFonts w:ascii="Yu Gothic" w:hAnsi="Yu Gothic" w:eastAsia="Yu Gothic" w:cs="Yu Gothic"/>
+                <w:b w:val="0"/>
+                <w:i w:val="0"/>
+                <w:color w:val="1A2233"/>
+                <w:sz w:val="19"/>
+              </w:rPr>
+              <w:t>03</w:t>
+            </w:r>
+          </w:p>
+        </w:tc>
+        <w:tc>
+          <w:tcPr>
+            <w:tcW w:type="dxa" w:w="2160"/>
+          </w:tcPr>
+          <w:p>
+            <w:r/>
+            <w:r>
+              <w:rPr>
+                <w:rFonts w:ascii="Yu Gothic" w:hAnsi="Yu Gothic" w:eastAsia="Yu Gothic" w:cs="Yu Gothic"/>
+                <w:b w:val="0"/>
+                <w:i w:val="0"/>
+                <w:color w:val="1A2233"/>
+                <w:sz w:val="19"/>
+              </w:rPr>
+              <w:t>xlsx</w:t>
+            </w:r>
+          </w:p>
+        </w:tc>
+        <w:tc>
+          <w:tcPr>
+            <w:tcW w:type="dxa" w:w="2160"/>
+          </w:tcPr>
+          <w:p>
+            <w:r/>
+            <w:r>
+              <w:rPr>
+                <w:rFonts w:ascii="Yu Gothic" w:hAnsi="Yu Gothic" w:eastAsia="Yu Gothic" w:cs="Yu Gothic"/>
+                <w:b w:val="0"/>
+                <w:i w:val="0"/>
+                <w:color w:val="1A2233"/>
+                <w:sz w:val="19"/>
+              </w:rPr>
+              <w:t>移行タスク（AS-IS/TO-BE/担当/期日）／切替方式と対象外／リスクと対策</w:t>
+            </w:r>
+          </w:p>
+        </w:tc>
+      </w:tr>
+      <w:tr>
+        <w:tc>
+          <w:tcPr>
+            <w:tcW w:type="dxa" w:w="2160"/>
+          </w:tcPr>
+          <w:p>
+            <w:r/>
+            <w:r>
+              <w:rPr>
+                <w:rFonts w:ascii="Consolas" w:hAnsi="Consolas" w:eastAsia="Consolas" w:cs="Consolas"/>
+                <w:b w:val="0"/>
+                <w:i w:val="0"/>
+                <w:color w:val="1A2233"/>
+                <w:sz w:val="19"/>
+              </w:rPr>
+              <w:t>効果検証レポートテンプレート.md</w:t>
+            </w:r>
+            <w:r>
+              <w:rPr>
+                <w:rFonts w:ascii="Yu Gothic" w:hAnsi="Yu Gothic" w:eastAsia="Yu Gothic" w:cs="Yu Gothic"/>
+                <w:b w:val="0"/>
+                <w:i w:val="0"/>
+                <w:color w:val="1A2233"/>
+                <w:sz w:val="19"/>
+              </w:rPr>
+              <w:t>(+.docx)</w:t>
+            </w:r>
+          </w:p>
+        </w:tc>
+        <w:tc>
+          <w:tcPr>
+            <w:tcW w:type="dxa" w:w="2160"/>
+          </w:tcPr>
+          <w:p>
+            <w:r/>
+            <w:r>
+              <w:rPr>
+                <w:rFonts w:ascii="Yu Gothic" w:hAnsi="Yu Gothic" w:eastAsia="Yu Gothic" w:cs="Yu Gothic"/>
+                <w:b w:val="0"/>
+                <w:i w:val="0"/>
+                <w:color w:val="1A2233"/>
+                <w:sz w:val="19"/>
+              </w:rPr>
+              <w:t>03</w:t>
+            </w:r>
+          </w:p>
+        </w:tc>
+        <w:tc>
+          <w:tcPr>
+            <w:tcW w:type="dxa" w:w="2160"/>
+          </w:tcPr>
+          <w:p>
+            <w:r/>
+            <w:r>
+              <w:rPr>
+                <w:rFonts w:ascii="Yu Gothic" w:hAnsi="Yu Gothic" w:eastAsia="Yu Gothic" w:cs="Yu Gothic"/>
+                <w:b w:val="0"/>
+                <w:i w:val="0"/>
+                <w:color w:val="1A2233"/>
+                <w:sz w:val="19"/>
+              </w:rPr>
+              <w:t>md</w:t>
+            </w:r>
+          </w:p>
+        </w:tc>
+        <w:tc>
+          <w:tcPr>
+            <w:tcW w:type="dxa" w:w="2160"/>
+          </w:tcPr>
+          <w:p>
+            <w:r/>
+            <w:r>
+              <w:rPr>
+                <w:rFonts w:ascii="Yu Gothic" w:hAnsi="Yu Gothic" w:eastAsia="Yu Gothic" w:cs="Yu Gothic"/>
+                <w:b w:val="0"/>
+                <w:i w:val="0"/>
+                <w:color w:val="1A2233"/>
+                <w:sz w:val="19"/>
+              </w:rPr>
+              <w:t>KPIの目標対比・届かなかった「なぜ」・4択の判断・定着状況</w:t>
+            </w:r>
+          </w:p>
+        </w:tc>
+      </w:tr>
+      <w:tr>
+        <w:tc>
+          <w:tcPr>
+            <w:tcW w:type="dxa" w:w="2160"/>
+          </w:tcPr>
+          <w:p>
+            <w:r/>
+            <w:r>
+              <w:rPr>
+                <w:rFonts w:ascii="Consolas" w:hAnsi="Consolas" w:eastAsia="Consolas" w:cs="Consolas"/>
+                <w:b w:val="0"/>
+                <w:i w:val="0"/>
+                <w:color w:val="1A2233"/>
+                <w:sz w:val="19"/>
+              </w:rPr>
+              <w:t>キックオフ資料テンプレート.md</w:t>
+            </w:r>
+            <w:r>
+              <w:rPr>
+                <w:rFonts w:ascii="Yu Gothic" w:hAnsi="Yu Gothic" w:eastAsia="Yu Gothic" w:cs="Yu Gothic"/>
+                <w:b w:val="0"/>
+                <w:i w:val="0"/>
+                <w:color w:val="1A2233"/>
+                <w:sz w:val="19"/>
+              </w:rPr>
+              <w:t>(+.docx)</w:t>
+            </w:r>
+          </w:p>
+        </w:tc>
+        <w:tc>
+          <w:tcPr>
+            <w:tcW w:type="dxa" w:w="2160"/>
+          </w:tcPr>
+          <w:p>
+            <w:r/>
+            <w:r>
+              <w:rPr>
+                <w:rFonts w:ascii="Yu Gothic" w:hAnsi="Yu Gothic" w:eastAsia="Yu Gothic" w:cs="Yu Gothic"/>
+                <w:b w:val="0"/>
+                <w:i w:val="0"/>
+                <w:color w:val="1A2233"/>
+                <w:sz w:val="19"/>
+              </w:rPr>
+              <w:t>05</w:t>
+            </w:r>
+          </w:p>
+        </w:tc>
+        <w:tc>
+          <w:tcPr>
+            <w:tcW w:type="dxa" w:w="2160"/>
+          </w:tcPr>
+          <w:p>
+            <w:r/>
+            <w:r>
+              <w:rPr>
+                <w:rFonts w:ascii="Yu Gothic" w:hAnsi="Yu Gothic" w:eastAsia="Yu Gothic" w:cs="Yu Gothic"/>
+                <w:b w:val="0"/>
+                <w:i w:val="0"/>
+                <w:color w:val="1A2233"/>
+                <w:sz w:val="19"/>
+              </w:rPr>
+              <w:t>md</w:t>
+            </w:r>
+          </w:p>
+        </w:tc>
+        <w:tc>
+          <w:tcPr>
+            <w:tcW w:type="dxa" w:w="2160"/>
+          </w:tcPr>
+          <w:p>
+            <w:r/>
+            <w:r>
+              <w:rPr>
+                <w:rFonts w:ascii="Yu Gothic" w:hAnsi="Yu Gothic" w:eastAsia="Yu Gothic" w:cs="Yu Gothic"/>
+                <w:b w:val="0"/>
+                <w:i w:val="0"/>
+                <w:color w:val="1A2233"/>
+                <w:sz w:val="19"/>
+              </w:rPr>
+              <w:t>ゴール／進め方／役割分担／最初の2週間／定例の進め方</w:t>
+            </w:r>
+          </w:p>
+        </w:tc>
+      </w:tr>
+      <w:tr>
+        <w:tc>
+          <w:tcPr>
+            <w:tcW w:type="dxa" w:w="2160"/>
+          </w:tcPr>
+          <w:p>
+            <w:r/>
+            <w:r>
+              <w:rPr>
+                <w:rFonts w:ascii="Consolas" w:hAnsi="Consolas" w:eastAsia="Consolas" w:cs="Consolas"/>
+                <w:b w:val="0"/>
+                <w:i w:val="0"/>
+                <w:color w:val="1A2233"/>
+                <w:sz w:val="19"/>
+              </w:rPr>
+              <w:t>ヒアリング議事録テンプレート.md</w:t>
+            </w:r>
+            <w:r>
+              <w:rPr>
+                <w:rFonts w:ascii="Yu Gothic" w:hAnsi="Yu Gothic" w:eastAsia="Yu Gothic" w:cs="Yu Gothic"/>
+                <w:b w:val="0"/>
+                <w:i w:val="0"/>
+                <w:color w:val="1A2233"/>
+                <w:sz w:val="19"/>
+              </w:rPr>
+              <w:t>(+.docx)</w:t>
+            </w:r>
+          </w:p>
+        </w:tc>
+        <w:tc>
+          <w:tcPr>
+            <w:tcW w:type="dxa" w:w="2160"/>
+          </w:tcPr>
+          <w:p>
+            <w:r/>
+            <w:r>
+              <w:rPr>
+                <w:rFonts w:ascii="Yu Gothic" w:hAnsi="Yu Gothic" w:eastAsia="Yu Gothic" w:cs="Yu Gothic"/>
+                <w:b w:val="0"/>
+                <w:i w:val="0"/>
+                <w:color w:val="1A2233"/>
+                <w:sz w:val="19"/>
+              </w:rPr>
+              <w:t>05</w:t>
+            </w:r>
+          </w:p>
+        </w:tc>
+        <w:tc>
+          <w:tcPr>
+            <w:tcW w:type="dxa" w:w="2160"/>
+          </w:tcPr>
+          <w:p>
+            <w:r/>
+            <w:r>
+              <w:rPr>
+                <w:rFonts w:ascii="Yu Gothic" w:hAnsi="Yu Gothic" w:eastAsia="Yu Gothic" w:cs="Yu Gothic"/>
+                <w:b w:val="0"/>
+                <w:i w:val="0"/>
+                <w:color w:val="1A2233"/>
+                <w:sz w:val="19"/>
+              </w:rPr>
+              <w:t>md</w:t>
+            </w:r>
+          </w:p>
+        </w:tc>
+        <w:tc>
+          <w:tcPr>
+            <w:tcW w:type="dxa" w:w="2160"/>
+          </w:tcPr>
+          <w:p>
+            <w:r/>
+            <w:r>
+              <w:rPr>
+                <w:rFonts w:ascii="Yu Gothic" w:hAnsi="Yu Gothic" w:eastAsia="Yu Gothic" w:cs="Yu Gothic"/>
+                <w:b w:val="0"/>
+                <w:i w:val="0"/>
+                <w:color w:val="1A2233"/>
+                <w:sz w:val="19"/>
+              </w:rPr>
+              <w:t>事実と解釈（仮説）を分ける／決定事項／宿題</w:t>
+            </w:r>
+          </w:p>
+        </w:tc>
+      </w:tr>
+      <w:tr>
+        <w:tc>
+          <w:tcPr>
+            <w:tcW w:type="dxa" w:w="2160"/>
+          </w:tcPr>
+          <w:p>
+            <w:r/>
+            <w:r>
+              <w:rPr>
+                <w:rFonts w:ascii="Consolas" w:hAnsi="Consolas" w:eastAsia="Consolas" w:cs="Consolas"/>
+                <w:b w:val="0"/>
+                <w:i w:val="0"/>
+                <w:color w:val="1A2233"/>
+                <w:sz w:val="19"/>
+              </w:rPr>
+              <w:t>週次進捗_課題管理表.xlsx</w:t>
+            </w:r>
+          </w:p>
+        </w:tc>
+        <w:tc>
+          <w:tcPr>
+            <w:tcW w:type="dxa" w:w="2160"/>
+          </w:tcPr>
+          <w:p>
+            <w:r/>
+            <w:r>
+              <w:rPr>
+                <w:rFonts w:ascii="Yu Gothic" w:hAnsi="Yu Gothic" w:eastAsia="Yu Gothic" w:cs="Yu Gothic"/>
+                <w:b w:val="0"/>
+                <w:i w:val="0"/>
+                <w:color w:val="1A2233"/>
+                <w:sz w:val="19"/>
+              </w:rPr>
+              <w:t>05</w:t>
+            </w:r>
+          </w:p>
+        </w:tc>
+        <w:tc>
+          <w:tcPr>
+            <w:tcW w:type="dxa" w:w="2160"/>
+          </w:tcPr>
+          <w:p>
+            <w:r/>
+            <w:r>
+              <w:rPr>
+                <w:rFonts w:ascii="Yu Gothic" w:hAnsi="Yu Gothic" w:eastAsia="Yu Gothic" w:cs="Yu Gothic"/>
+                <w:b w:val="0"/>
+                <w:i w:val="0"/>
+                <w:color w:val="1A2233"/>
+                <w:sz w:val="19"/>
+              </w:rPr>
+              <w:t>xlsx</w:t>
+            </w:r>
+          </w:p>
+        </w:tc>
+        <w:tc>
+          <w:tcPr>
+            <w:tcW w:type="dxa" w:w="2160"/>
+          </w:tcPr>
+          <w:p>
+            <w:r/>
+            <w:r>
+              <w:rPr>
+                <w:rFonts w:ascii="Yu Gothic" w:hAnsi="Yu Gothic" w:eastAsia="Yu Gothic" w:cs="Yu Gothic"/>
+                <w:b w:val="0"/>
+                <w:i w:val="0"/>
+                <w:color w:val="1A2233"/>
+                <w:sz w:val="19"/>
+              </w:rPr>
+              <w:t>週次進捗（予定/実績/状態）＋課題ログ（オープン→対応中→クローズ）</w:t>
+            </w:r>
+          </w:p>
+        </w:tc>
+      </w:tr>
+      <w:tr>
+        <w:tc>
+          <w:tcPr>
+            <w:tcW w:type="dxa" w:w="2160"/>
+          </w:tcPr>
+          <w:p>
+            <w:r/>
+            <w:r>
+              <w:rPr>
+                <w:rFonts w:ascii="Consolas" w:hAnsi="Consolas" w:eastAsia="Consolas" w:cs="Consolas"/>
+                <w:b w:val="0"/>
+                <w:i w:val="0"/>
+                <w:color w:val="1A2233"/>
+                <w:sz w:val="19"/>
+              </w:rPr>
+              <w:t>判断ログ.xlsx</w:t>
+            </w:r>
+          </w:p>
+        </w:tc>
+        <w:tc>
+          <w:tcPr>
+            <w:tcW w:type="dxa" w:w="2160"/>
+          </w:tcPr>
+          <w:p>
+            <w:r/>
+            <w:r>
+              <w:rPr>
+                <w:rFonts w:ascii="Yu Gothic" w:hAnsi="Yu Gothic" w:eastAsia="Yu Gothic" w:cs="Yu Gothic"/>
+                <w:b w:val="0"/>
+                <w:i w:val="0"/>
+                <w:color w:val="1A2233"/>
+                <w:sz w:val="19"/>
+              </w:rPr>
+              <w:t>05</w:t>
+            </w:r>
+          </w:p>
+        </w:tc>
+        <w:tc>
+          <w:tcPr>
+            <w:tcW w:type="dxa" w:w="2160"/>
+          </w:tcPr>
+          <w:p>
+            <w:r/>
+            <w:r>
+              <w:rPr>
+                <w:rFonts w:ascii="Yu Gothic" w:hAnsi="Yu Gothic" w:eastAsia="Yu Gothic" w:cs="Yu Gothic"/>
+                <w:b w:val="0"/>
+                <w:i w:val="0"/>
+                <w:color w:val="1A2233"/>
+                <w:sz w:val="19"/>
+              </w:rPr>
+              <w:t>xlsx</w:t>
+            </w:r>
+          </w:p>
+        </w:tc>
+        <w:tc>
+          <w:tcPr>
+            <w:tcW w:type="dxa" w:w="2160"/>
+          </w:tcPr>
+          <w:p>
+            <w:r/>
+            <w:r>
+              <w:rPr>
+                <w:rFonts w:ascii="Yu Gothic" w:hAnsi="Yu Gothic" w:eastAsia="Yu Gothic" w:cs="Yu Gothic"/>
+                <w:b w:val="0"/>
+                <w:i w:val="0"/>
+                <w:color w:val="1A2233"/>
+                <w:sz w:val="19"/>
+              </w:rPr>
+              <w:t>決めたこと・理由・他の案・保留と再検討時期</w:t>
+            </w:r>
+          </w:p>
+        </w:tc>
+      </w:tr>
+      <w:tr>
+        <w:tc>
+          <w:tcPr>
+            <w:tcW w:type="dxa" w:w="2160"/>
+          </w:tcPr>
+          <w:p>
+            <w:r/>
+            <w:r>
+              <w:rPr>
+                <w:rFonts w:ascii="Consolas" w:hAnsi="Consolas" w:eastAsia="Consolas" w:cs="Consolas"/>
+                <w:b w:val="0"/>
+                <w:i w:val="0"/>
+                <w:color w:val="1A2233"/>
+                <w:sz w:val="19"/>
+              </w:rPr>
+              <w:t>クライアント進め方ガイド_自走用.md</w:t>
+            </w:r>
+            <w:r>
+              <w:rPr>
+                <w:rFonts w:ascii="Yu Gothic" w:hAnsi="Yu Gothic" w:eastAsia="Yu Gothic" w:cs="Yu Gothic"/>
+                <w:b w:val="0"/>
+                <w:i w:val="0"/>
+                <w:color w:val="1A2233"/>
+                <w:sz w:val="19"/>
+              </w:rPr>
+              <w:t>(+.docx)</w:t>
+            </w:r>
+          </w:p>
+        </w:tc>
+        <w:tc>
+          <w:tcPr>
+            <w:tcW w:type="dxa" w:w="2160"/>
+          </w:tcPr>
+          <w:p>
+            <w:r/>
+            <w:r>
+              <w:rPr>
+                <w:rFonts w:ascii="Yu Gothic" w:hAnsi="Yu Gothic" w:eastAsia="Yu Gothic" w:cs="Yu Gothic"/>
+                <w:b w:val="0"/>
+                <w:i w:val="0"/>
+                <w:color w:val="1A2233"/>
+                <w:sz w:val="19"/>
+              </w:rPr>
+              <w:t>05</w:t>
+            </w:r>
+          </w:p>
+        </w:tc>
+        <w:tc>
+          <w:tcPr>
+            <w:tcW w:type="dxa" w:w="2160"/>
+          </w:tcPr>
+          <w:p>
+            <w:r/>
+            <w:r>
+              <w:rPr>
+                <w:rFonts w:ascii="Yu Gothic" w:hAnsi="Yu Gothic" w:eastAsia="Yu Gothic" w:cs="Yu Gothic"/>
+                <w:b w:val="0"/>
+                <w:i w:val="0"/>
+                <w:color w:val="1A2233"/>
+                <w:sz w:val="19"/>
+              </w:rPr>
+              <w:t>md</w:t>
+            </w:r>
+          </w:p>
+        </w:tc>
+        <w:tc>
+          <w:tcPr>
+            <w:tcW w:type="dxa" w:w="2160"/>
+          </w:tcPr>
+          <w:p>
+            <w:r/>
+            <w:r>
+              <w:rPr>
+                <w:rFonts w:ascii="Yu Gothic" w:hAnsi="Yu Gothic" w:eastAsia="Yu Gothic" w:cs="Yu Gothic"/>
+                <w:b w:val="0"/>
+                <w:i w:val="0"/>
+                <w:color w:val="1A2233"/>
+                <w:sz w:val="19"/>
+              </w:rPr>
+              <w:t>伴走終了後に社内だけで回すための1サイクル手引き</w:t>
+            </w:r>
+          </w:p>
+        </w:tc>
+      </w:tr>
+      <w:tr>
+        <w:tc>
+          <w:tcPr>
+            <w:tcW w:type="dxa" w:w="2160"/>
+          </w:tcPr>
+          <w:p>
+            <w:r/>
+            <w:r>
+              <w:rPr>
+                <w:rFonts w:ascii="Consolas" w:hAnsi="Consolas" w:eastAsia="Consolas" w:cs="Consolas"/>
+                <w:b w:val="0"/>
+                <w:i w:val="0"/>
+                <w:color w:val="1A2233"/>
+                <w:sz w:val="19"/>
+              </w:rPr>
+              <w:t>研修コース対応表.md</w:t>
+            </w:r>
+            <w:r>
+              <w:rPr>
+                <w:rFonts w:ascii="Yu Gothic" w:hAnsi="Yu Gothic" w:eastAsia="Yu Gothic" w:cs="Yu Gothic"/>
+                <w:b w:val="0"/>
+                <w:i w:val="0"/>
+                <w:color w:val="1A2233"/>
+                <w:sz w:val="19"/>
+              </w:rPr>
+              <w:t>(+.docx)</w:t>
+            </w:r>
+          </w:p>
+        </w:tc>
+        <w:tc>
+          <w:tcPr>
+            <w:tcW w:type="dxa" w:w="2160"/>
+          </w:tcPr>
+          <w:p>
+            <w:r/>
+            <w:r>
+              <w:rPr>
+                <w:rFonts w:ascii="Yu Gothic" w:hAnsi="Yu Gothic" w:eastAsia="Yu Gothic" w:cs="Yu Gothic"/>
+                <w:b w:val="0"/>
+                <w:i w:val="0"/>
+                <w:color w:val="1A2233"/>
+                <w:sz w:val="19"/>
+              </w:rPr>
+              <w:t>05</w:t>
+            </w:r>
+          </w:p>
+        </w:tc>
+        <w:tc>
+          <w:tcPr>
+            <w:tcW w:type="dxa" w:w="2160"/>
+          </w:tcPr>
+          <w:p>
+            <w:r/>
+            <w:r>
+              <w:rPr>
+                <w:rFonts w:ascii="Yu Gothic" w:hAnsi="Yu Gothic" w:eastAsia="Yu Gothic" w:cs="Yu Gothic"/>
+                <w:b w:val="0"/>
+                <w:i w:val="0"/>
+                <w:color w:val="1A2233"/>
+                <w:sz w:val="19"/>
+              </w:rPr>
+              <w:t>md</w:t>
+            </w:r>
+          </w:p>
+        </w:tc>
+        <w:tc>
+          <w:tcPr>
+            <w:tcW w:type="dxa" w:w="2160"/>
+          </w:tcPr>
+          <w:p>
+            <w:r/>
+            <w:r>
+              <w:rPr>
+                <w:rFonts w:ascii="Yu Gothic" w:hAnsi="Yu Gothic" w:eastAsia="Yu Gothic" w:cs="Yu Gothic"/>
+                <w:b w:val="0"/>
+                <w:i w:val="0"/>
+                <w:color w:val="1A2233"/>
+                <w:sz w:val="19"/>
+              </w:rPr>
+              <w:t>業務資料キット × 研修6コース の噛み合わせと使い分け</w:t>
+            </w:r>
+          </w:p>
+        </w:tc>
+      </w:tr>
+    </w:tbl>
+    <w:p>
+      <w:pPr>
+        <w:spacing w:after="40"/>
+      </w:pPr>
     </w:p>
     <w:p>
       <w:pPr>
-        <w:pStyle w:val="Heading3"/>
+        <w:pBdr>
+          <w:bottom w:val="single" w:sz="6" w:space="1" w:color="C9D2CE"/>
+        </w:pBdr>
+      </w:pPr>
+    </w:p>
+    <w:p>
+      <w:pPr>
+        <w:pStyle w:val="Heading2"/>
       </w:pPr>
       <w:r>
         <w:rPr>
@@ -2845,10 +4155,10 @@
           <w:rFonts w:ascii="Yu Gothic" w:hAnsi="Yu Gothic" w:eastAsia="Yu Gothic" w:cs="Yu Gothic"/>
           <w:b/>
           <w:i w:val="0"/>
-          <w:color w:val="1A2233"/>
-          <w:sz w:val="24"/>
+          <w:color w:val="2F6F5E"/>
+          <w:sz w:val="28"/>
         </w:rPr>
-        <w:t>01_入口</w:t>
+        <w:t>未整備（今後）</w:t>
       </w:r>
     </w:p>
     <w:p>
@@ -2863,7 +4173,7 @@
           <w:color w:val="1A2233"/>
           <w:sz w:val="21"/>
         </w:rPr>
-        <w:t>サービス説明版スライド（比較資料35枚 → 12〜15枚に圧縮）</w:t>
+        <w:t>各テンプレートの記入例（サンプル会社の記入済み見本一式）</w:t>
       </w:r>
     </w:p>
     <w:p>
@@ -2878,33 +4188,18 @@
           <w:color w:val="1A2233"/>
           <w:sz w:val="21"/>
         </w:rPr>
-        <w:t>工数・段階分け見積フォーマット</w:t>
-      </w:r>
-    </w:p>
-    <w:p>
-      <w:pPr>
-        <w:pStyle w:val="Heading3"/>
-      </w:pPr>
-      <w:r>
-        <w:rPr>
-          <w:b/>
-        </w:rPr>
+        <w:t>効果測定シート（</w:t>
       </w:r>
       <w:r>
         <w:rPr>
-          <w:rFonts w:ascii="Yu Gothic" w:hAnsi="Yu Gothic" w:eastAsia="Yu Gothic" w:cs="Yu Gothic"/>
-          <w:b/>
+          <w:rFonts w:ascii="Consolas" w:hAnsi="Consolas" w:eastAsia="Consolas" w:cs="Consolas"/>
+          <w:b w:val="0"/>
           <w:i w:val="0"/>
           <w:color w:val="1A2233"/>
-          <w:sz w:val="24"/>
+          <w:sz w:val="21"/>
         </w:rPr>
-        <w:t>02_業務改善設計</w:t>
+        <w:t>KPI定義_効果測定.xlsx</w:t>
       </w:r>
-    </w:p>
-    <w:p>
-      <w:pPr>
-        <w:pStyle w:val="ListBullet"/>
-      </w:pPr>
       <w:r>
         <w:rPr>
           <w:rFonts w:ascii="Yu Gothic" w:hAnsi="Yu Gothic" w:eastAsia="Yu Gothic" w:cs="Yu Gothic"/>
@@ -2913,212 +4208,7 @@
           <w:color w:val="1A2233"/>
           <w:sz w:val="21"/>
         </w:rPr>
-        <w:t>before/after 手順書テンプレート</w:t>
-      </w:r>
-    </w:p>
-    <w:p>
-      <w:pPr>
-        <w:pStyle w:val="ListBullet"/>
-      </w:pPr>
-      <w:r>
-        <w:rPr>
-          <w:rFonts w:ascii="Yu Gothic" w:hAnsi="Yu Gothic" w:eastAsia="Yu Gothic" w:cs="Yu Gothic"/>
-          <w:b w:val="0"/>
-          <w:i w:val="0"/>
-          <w:color w:val="1A2233"/>
-          <w:sz w:val="21"/>
-        </w:rPr>
-        <w:t>効果測定シート（改善前後の数値・金額換算）※ KPI定義_効果測定.xlsx と統合可</w:t>
-      </w:r>
-    </w:p>
-    <w:p>
-      <w:pPr>
-        <w:pStyle w:val="ListBullet"/>
-      </w:pPr>
-      <w:r>
-        <w:rPr>
-          <w:rFonts w:ascii="Yu Gothic" w:hAnsi="Yu Gothic" w:eastAsia="Yu Gothic" w:cs="Yu Gothic"/>
-          <w:b w:val="0"/>
-          <w:i w:val="0"/>
-          <w:color w:val="1A2233"/>
-          <w:sz w:val="21"/>
-        </w:rPr>
-        <w:t>定着チェックリスト</w:t>
-      </w:r>
-    </w:p>
-    <w:p>
-      <w:pPr>
-        <w:pStyle w:val="Heading3"/>
-      </w:pPr>
-      <w:r>
-        <w:rPr>
-          <w:b/>
-        </w:rPr>
-      </w:r>
-      <w:r>
-        <w:rPr>
-          <w:rFonts w:ascii="Yu Gothic" w:hAnsi="Yu Gothic" w:eastAsia="Yu Gothic" w:cs="Yu Gothic"/>
-          <w:b/>
-          <w:i w:val="0"/>
-          <w:color w:val="1A2233"/>
-          <w:sz w:val="24"/>
-        </w:rPr>
-        <w:t>03_BPR設計</w:t>
-      </w:r>
-    </w:p>
-    <w:p>
-      <w:pPr>
-        <w:pStyle w:val="ListBullet"/>
-      </w:pPr>
-      <w:r>
-        <w:rPr>
-          <w:rFonts w:ascii="Yu Gothic" w:hAnsi="Yu Gothic" w:eastAsia="Yu Gothic" w:cs="Yu Gothic"/>
-          <w:b w:val="0"/>
-          <w:i w:val="0"/>
-          <w:color w:val="1A2233"/>
-          <w:sz w:val="21"/>
-        </w:rPr>
-        <w:t>プロジェクト方針書テンプレート（目的／対象範囲／対象外／体制／スケジュール）</w:t>
-      </w:r>
-    </w:p>
-    <w:p>
-      <w:pPr>
-        <w:pStyle w:val="ListBullet"/>
-      </w:pPr>
-      <w:r>
-        <w:rPr>
-          <w:rFonts w:ascii="Yu Gothic" w:hAnsi="Yu Gothic" w:eastAsia="Yu Gothic" w:cs="Yu Gothic"/>
-          <w:b w:val="0"/>
-          <w:i w:val="0"/>
-          <w:color w:val="1A2233"/>
-          <w:sz w:val="21"/>
-        </w:rPr>
-        <w:t>業務スキルマップ・業務体系表・業務アンケート（可視化5点セットの残り）</w:t>
-      </w:r>
-    </w:p>
-    <w:p>
-      <w:pPr>
-        <w:pStyle w:val="ListBullet"/>
-      </w:pPr>
-      <w:r>
-        <w:rPr>
-          <w:rFonts w:ascii="Yu Gothic" w:hAnsi="Yu Gothic" w:eastAsia="Yu Gothic" w:cs="Yu Gothic"/>
-          <w:b w:val="0"/>
-          <w:i w:val="0"/>
-          <w:color w:val="1A2233"/>
-          <w:sz w:val="21"/>
-        </w:rPr>
-        <w:t>AS-IS／TO-BE 業務フロー図 作成手順書</w:t>
-      </w:r>
-    </w:p>
-    <w:p>
-      <w:pPr>
-        <w:pStyle w:val="ListBullet"/>
-      </w:pPr>
-      <w:r>
-        <w:rPr>
-          <w:rFonts w:ascii="Yu Gothic" w:hAnsi="Yu Gothic" w:eastAsia="Yu Gothic" w:cs="Yu Gothic"/>
-          <w:b w:val="0"/>
-          <w:i w:val="0"/>
-          <w:color w:val="1A2233"/>
-          <w:sz w:val="21"/>
-        </w:rPr>
-        <w:t>移行計画テンプレート</w:t>
-      </w:r>
-    </w:p>
-    <w:p>
-      <w:pPr>
-        <w:pStyle w:val="ListBullet"/>
-      </w:pPr>
-      <w:r>
-        <w:rPr>
-          <w:rFonts w:ascii="Yu Gothic" w:hAnsi="Yu Gothic" w:eastAsia="Yu Gothic" w:cs="Yu Gothic"/>
-          <w:b w:val="0"/>
-          <w:i w:val="0"/>
-          <w:color w:val="1A2233"/>
-          <w:sz w:val="21"/>
-        </w:rPr>
-        <w:t>効果検証レポートテンプレート</w:t>
-      </w:r>
-    </w:p>
-    <w:p>
-      <w:pPr>
-        <w:pStyle w:val="Heading3"/>
-      </w:pPr>
-      <w:r>
-        <w:rPr>
-          <w:b/>
-        </w:rPr>
-      </w:r>
-      <w:r>
-        <w:rPr>
-          <w:rFonts w:ascii="Yu Gothic" w:hAnsi="Yu Gothic" w:eastAsia="Yu Gothic" w:cs="Yu Gothic"/>
-          <w:b/>
-          <w:i w:val="0"/>
-          <w:color w:val="1A2233"/>
-          <w:sz w:val="24"/>
-        </w:rPr>
-        <w:t>05_共通運営_自走化</w:t>
-      </w:r>
-    </w:p>
-    <w:p>
-      <w:pPr>
-        <w:pStyle w:val="ListBullet"/>
-      </w:pPr>
-      <w:r>
-        <w:rPr>
-          <w:rFonts w:ascii="Yu Gothic" w:hAnsi="Yu Gothic" w:eastAsia="Yu Gothic" w:cs="Yu Gothic"/>
-          <w:b w:val="0"/>
-          <w:i w:val="0"/>
-          <w:color w:val="1A2233"/>
-          <w:sz w:val="21"/>
-        </w:rPr>
-        <w:t>キックオフ資料／ヒアリング議事録／週次 進捗・課題管理表／判断ログ</w:t>
-      </w:r>
-    </w:p>
-    <w:p>
-      <w:pPr>
-        <w:pStyle w:val="ListBullet"/>
-      </w:pPr>
-      <w:r>
-        <w:rPr>
-          <w:rFonts w:ascii="Yu Gothic" w:hAnsi="Yu Gothic" w:eastAsia="Yu Gothic" w:cs="Yu Gothic"/>
-          <w:b w:val="0"/>
-          <w:i w:val="0"/>
-          <w:color w:val="1A2233"/>
-          <w:sz w:val="21"/>
-        </w:rPr>
-        <w:t>各テンプレートの記入例（サンプル会社の記入済み見本）</w:t>
-      </w:r>
-    </w:p>
-    <w:p>
-      <w:pPr>
-        <w:pStyle w:val="ListBullet"/>
-      </w:pPr>
-      <w:r>
-        <w:rPr>
-          <w:rFonts w:ascii="Yu Gothic" w:hAnsi="Yu Gothic" w:eastAsia="Yu Gothic" w:cs="Yu Gothic"/>
-          <w:b w:val="0"/>
-          <w:i w:val="0"/>
-          <w:color w:val="1A2233"/>
-          <w:sz w:val="21"/>
-        </w:rPr>
-        <w:t>クライアント社内向け「進め方ガイド」（自走用の簡易版）</w:t>
-      </w:r>
-    </w:p>
-    <w:p>
-      <w:pPr>
-        <w:pStyle w:val="ListBullet"/>
-      </w:pPr>
-      <w:r>
-        <w:rPr>
-          <w:rFonts w:ascii="Yu Gothic" w:hAnsi="Yu Gothic" w:eastAsia="Yu Gothic" w:cs="Yu Gothic"/>
-          <w:b w:val="0"/>
-          <w:i w:val="0"/>
-          <w:color w:val="1A2233"/>
-          <w:sz w:val="21"/>
-        </w:rPr>
-        <w:t>研修コース②〜⑥との対応表</w:t>
+        <w:t xml:space="preserve"> と役割が重なるため保留。必要なら分離）</w:t>
       </w:r>
     </w:p>
     <w:p>
@@ -3170,7 +4260,32 @@
           <w:color w:val="1A2233"/>
           <w:sz w:val="21"/>
         </w:rPr>
-        <w:t xml:space="preserve"> 初回ヒアリング → 簡易診断 → 提案書（アプローチ別）</w:t>
+        <w:t xml:space="preserve"> サービス説明版スライド（提案前）→ 初回ヒアリング → 簡易診断 → 提案書（アプローチ別）→ 工数_段階見積</w:t>
+      </w:r>
+    </w:p>
+    <w:p>
+      <w:pPr>
+        <w:pStyle w:val="ListNumber"/>
+      </w:pPr>
+      <w:r>
+        <w:rPr>
+          <w:rFonts w:ascii="Consolas" w:hAnsi="Consolas" w:eastAsia="Consolas" w:cs="Consolas"/>
+          <w:b w:val="0"/>
+          <w:i w:val="0"/>
+          <w:color w:val="1A2233"/>
+          <w:sz w:val="21"/>
+        </w:rPr>
+        <w:t>05</w:t>
+      </w:r>
+      <w:r>
+        <w:rPr>
+          <w:rFonts w:ascii="Yu Gothic" w:hAnsi="Yu Gothic" w:eastAsia="Yu Gothic" w:cs="Yu Gothic"/>
+          <w:b w:val="0"/>
+          <w:i w:val="0"/>
+          <w:color w:val="1A2233"/>
+          <w:sz w:val="21"/>
+        </w:rPr>
+        <w:t xml:space="preserve"> キックオフ資料 → 以後は週次進捗_課題管理表・判断ログ・ヒアリング議事録で運営</w:t>
       </w:r>
     </w:p>
     <w:p>
@@ -3205,7 +4320,7 @@
           <w:color w:val="1A2233"/>
           <w:sz w:val="21"/>
         </w:rPr>
-        <w:t>（業務一覧表→現状分析→ECRS→優先順位）</w:t>
+        <w:t>（業務一覧表→現状分析→ECRS→優先順位→before-after手順書→定着チェックリスト）</w:t>
       </w:r>
     </w:p>
     <w:p>
@@ -3240,7 +4355,7 @@
           <w:color w:val="1A2233"/>
           <w:sz w:val="21"/>
         </w:rPr>
-        <w:t>（可視化→原因分析→問題原因課題整理→施策検討→フロー図）</w:t>
+        <w:t>（方針書→可視化5点セット→原因分析→問題原因課題整理→施策検討→AS-IS/TO-BEフロー図→移行計画→効果検証レポート）</w:t>
       </w:r>
     </w:p>
     <w:p>
@@ -3310,7 +4425,47 @@
           <w:color w:val="1A2233"/>
           <w:sz w:val="21"/>
         </w:rPr>
-        <w:t xml:space="preserve"> KPI定義_効果測定 で成果を数字にする</w:t>
+        <w:t xml:space="preserve"> KPI定義_効果測定 で成果を数字にし、</w:t>
+      </w:r>
+      <w:r>
+        <w:rPr>
+          <w:rFonts w:ascii="Consolas" w:hAnsi="Consolas" w:eastAsia="Consolas" w:cs="Consolas"/>
+          <w:b w:val="0"/>
+          <w:i w:val="0"/>
+          <w:color w:val="1A2233"/>
+          <w:sz w:val="21"/>
+        </w:rPr>
+        <w:t>成果報告書テンプレート</w:t>
+      </w:r>
+      <w:r>
+        <w:rPr>
+          <w:rFonts w:ascii="Yu Gothic" w:hAnsi="Yu Gothic" w:eastAsia="Yu Gothic" w:cs="Yu Gothic"/>
+          <w:b w:val="0"/>
+          <w:i w:val="0"/>
+          <w:color w:val="1A2233"/>
+          <w:sz w:val="21"/>
+        </w:rPr>
+        <w:t xml:space="preserve"> でまとめ、</w:t>
+      </w:r>
+      <w:r>
+        <w:rPr>
+          <w:rFonts w:ascii="Consolas" w:hAnsi="Consolas" w:eastAsia="Consolas" w:cs="Consolas"/>
+          <w:b w:val="0"/>
+          <w:i w:val="0"/>
+          <w:color w:val="1A2233"/>
+          <w:sz w:val="21"/>
+        </w:rPr>
+        <w:t>クライアント進め方ガイド</w:t>
+      </w:r>
+      <w:r>
+        <w:rPr>
+          <w:rFonts w:ascii="Yu Gothic" w:hAnsi="Yu Gothic" w:eastAsia="Yu Gothic" w:cs="Yu Gothic"/>
+          <w:b w:val="0"/>
+          <w:i w:val="0"/>
+          <w:color w:val="1A2233"/>
+          <w:sz w:val="21"/>
+        </w:rPr>
+        <w:t xml:space="preserve"> で自走へ</w:t>
       </w:r>
     </w:p>
     <w:sectPr>
